--- a/data/sites/hr/Recruiting and Onboarding/manager-s-guide-to-structured-interviewing.docx
+++ b/data/sites/hr/Recruiting and Onboarding/manager-s-guide-to-structured-interviewing.docx
@@ -16,17 +16,7 @@
         <w:rPr>
           <w:i/>
         </w:rPr>
-        <w:t>HR Knowledge Hub | Recruiting and Onboarding</w:t>
-      </w:r>
-    </w:p>
-    <w:p>
-      <w:r>
-        <w:t>Owner: Priya Natarajan  |  Last updated: October 30, 2026</w:t>
-      </w:r>
-    </w:p>
-    <w:p>
-      <w:r>
-        <w:t>Walks hiring managers through building a scorecard, running a structured interview loop, and submitting calibrated feedback.</w:t>
+        <w:t>HR Knowledge Hub | Recruiting and Onboarding | Owner: Priya Natarajan  |  Last updated: October 30, 2026</w:t>
       </w:r>
     </w:p>
     <w:p>
@@ -34,7 +24,17 @@
         <w:pStyle w:val="Heading1"/>
       </w:pPr>
       <w:r>
-        <w:t>Key Points</w:t>
+        <w:t>Section 1: Executive Summary &amp; Scope</w:t>
+      </w:r>
+    </w:p>
+    <w:p>
+      <w:r>
+        <w:t>Walks hiring managers through building a scorecard, running a structured interview loop, and submitting calibrated feedback. Section 1 (Executive Summary &amp; Scope) applies to Recruiting and Onboarding within HR Knowledge Hub and is maintained by Priya Natarajan. Defines the operational charter, scope boundaries, and executive accountability.</w:t>
+      </w:r>
+    </w:p>
+    <w:p>
+      <w:r>
+        <w:t>Operational requirement 1.1: Every loop uses a shared scorecard with 4-5 competencies agreed before scheduling. Secondary control 1.2: Interviewers submit written feedback within 24 hours of the interview.</w:t>
       </w:r>
     </w:p>
     <w:p>
@@ -58,6 +58,566 @@
         <w:pStyle w:val="ListBullet"/>
       </w:pPr>
       <w:r>
+        <w:t>Section 1 review cadence is tracked by Priya Natarajan under Recruiting and Onboarding governance.</w:t>
+      </w:r>
+    </w:p>
+    <w:tbl>
+      <w:tblPr>
+        <w:tblStyle w:val="LightGrid-Accent1"/>
+        <w:tblW w:type="auto" w:w="0"/>
+        <w:tblLook w:firstColumn="1" w:firstRow="1" w:lastColumn="0" w:lastRow="0" w:noHBand="0" w:noVBand="1" w:val="04A0"/>
+      </w:tblPr>
+      <w:tblGrid>
+        <w:gridCol w:w="2160"/>
+        <w:gridCol w:w="2160"/>
+        <w:gridCol w:w="2160"/>
+        <w:gridCol w:w="2160"/>
+      </w:tblGrid>
+      <w:tr>
+        <w:tc>
+          <w:tcPr>
+            <w:tcW w:type="dxa" w:w="2160"/>
+          </w:tcPr>
+          <w:p>
+            <w:r>
+              <w:rPr>
+                <w:b/>
+              </w:rPr>
+              <w:t>Control Area</w:t>
+            </w:r>
+          </w:p>
+        </w:tc>
+        <w:tc>
+          <w:tcPr>
+            <w:tcW w:type="dxa" w:w="2160"/>
+          </w:tcPr>
+          <w:p>
+            <w:r>
+              <w:rPr>
+                <w:b/>
+              </w:rPr>
+              <w:t>Owner</w:t>
+            </w:r>
+          </w:p>
+        </w:tc>
+        <w:tc>
+          <w:tcPr>
+            <w:tcW w:type="dxa" w:w="2160"/>
+          </w:tcPr>
+          <w:p>
+            <w:r>
+              <w:rPr>
+                <w:b/>
+              </w:rPr>
+              <w:t>Target SLA</w:t>
+            </w:r>
+          </w:p>
+        </w:tc>
+        <w:tc>
+          <w:tcPr>
+            <w:tcW w:type="dxa" w:w="2160"/>
+          </w:tcPr>
+          <w:p>
+            <w:r>
+              <w:rPr>
+                <w:b/>
+              </w:rPr>
+              <w:t>Verification Status</w:t>
+            </w:r>
+          </w:p>
+        </w:tc>
+      </w:tr>
+      <w:tr>
+        <w:tc>
+          <w:tcPr>
+            <w:tcW w:type="dxa" w:w="2160"/>
+          </w:tcPr>
+          <w:p>
+            <w:r>
+              <w:t>Recruiting and Onboarding</w:t>
+            </w:r>
+          </w:p>
+        </w:tc>
+        <w:tc>
+          <w:tcPr>
+            <w:tcW w:type="dxa" w:w="2160"/>
+          </w:tcPr>
+          <w:p>
+            <w:r>
+              <w:t>Priya Natarajan</w:t>
+            </w:r>
+          </w:p>
+        </w:tc>
+        <w:tc>
+          <w:tcPr>
+            <w:tcW w:type="dxa" w:w="2160"/>
+          </w:tcPr>
+          <w:p>
+            <w:r>
+              <w:t>5 business days</w:t>
+            </w:r>
+          </w:p>
+        </w:tc>
+        <w:tc>
+          <w:tcPr>
+            <w:tcW w:type="dxa" w:w="2160"/>
+          </w:tcPr>
+          <w:p>
+            <w:r>
+              <w:t>Verified</w:t>
+            </w:r>
+          </w:p>
+        </w:tc>
+      </w:tr>
+      <w:tr>
+        <w:tc>
+          <w:tcPr>
+            <w:tcW w:type="dxa" w:w="2160"/>
+          </w:tcPr>
+          <w:p>
+            <w:r>
+              <w:t>Manager's Guide to Structure Gate 1</w:t>
+            </w:r>
+          </w:p>
+        </w:tc>
+        <w:tc>
+          <w:tcPr>
+            <w:tcW w:type="dxa" w:w="2160"/>
+          </w:tcPr>
+          <w:p>
+            <w:r>
+              <w:t>Priya Natarajan</w:t>
+            </w:r>
+          </w:p>
+        </w:tc>
+        <w:tc>
+          <w:tcPr>
+            <w:tcW w:type="dxa" w:w="2160"/>
+          </w:tcPr>
+          <w:p>
+            <w:r>
+              <w:t>3 business days</w:t>
+            </w:r>
+          </w:p>
+        </w:tc>
+        <w:tc>
+          <w:tcPr>
+            <w:tcW w:type="dxa" w:w="2160"/>
+          </w:tcPr>
+          <w:p>
+            <w:r>
+              <w:t>Active</w:t>
+            </w:r>
+          </w:p>
+        </w:tc>
+      </w:tr>
+      <w:tr>
+        <w:tc>
+          <w:tcPr>
+            <w:tcW w:type="dxa" w:w="2160"/>
+          </w:tcPr>
+          <w:p>
+            <w:r>
+              <w:t>Manager's Guide to Structure Gate 2</w:t>
+            </w:r>
+          </w:p>
+        </w:tc>
+        <w:tc>
+          <w:tcPr>
+            <w:tcW w:type="dxa" w:w="2160"/>
+          </w:tcPr>
+          <w:p>
+            <w:r>
+              <w:t>Priya Natarajan</w:t>
+            </w:r>
+          </w:p>
+        </w:tc>
+        <w:tc>
+          <w:tcPr>
+            <w:tcW w:type="dxa" w:w="2160"/>
+          </w:tcPr>
+          <w:p>
+            <w:r>
+              <w:t>10 business days</w:t>
+            </w:r>
+          </w:p>
+        </w:tc>
+        <w:tc>
+          <w:tcPr>
+            <w:tcW w:type="dxa" w:w="2160"/>
+          </w:tcPr>
+          <w:p>
+            <w:r>
+              <w:t>Monitored</w:t>
+            </w:r>
+          </w:p>
+        </w:tc>
+      </w:tr>
+    </w:tbl>
+    <w:p>
+      <w:r>
+        <w:rPr>
+          <w:color w:val="808080"/>
+          <w:sz w:val="16"/>
+        </w:rPr>
+        <w:t>Page 1 of 12 | HR Knowledge Hub | Recruiting and Onboarding | SharePoint Online</w:t>
+      </w:r>
+    </w:p>
+    <w:p>
+      <w:r>
+        <w:br w:type="page"/>
+      </w:r>
+    </w:p>
+    <w:p>
+      <w:pPr>
+        <w:pStyle w:val="Heading1"/>
+      </w:pPr>
+      <w:r>
+        <w:t>Section 2: Architecture &amp; Process Flow</w:t>
+      </w:r>
+    </w:p>
+    <w:p>
+      <w:r>
+        <w:t>Walks hiring managers through building a scorecard, running a structured interview loop, and submitting calibrated feedback. Section 2 (Architecture &amp; Process Flow) applies to Recruiting and Onboarding within HR Knowledge Hub and is maintained by Priya Natarajan. Maps end-to-end process stages, handoff gates, and system-of-record integrations.</w:t>
+      </w:r>
+    </w:p>
+    <w:p>
+      <w:r>
+        <w:t>Operational requirement 2.1: Interviewers submit written feedback within 24 hours of the interview. Secondary control 2.2: Debriefs are led by the recruiter and require a clear hire/no-hire recommendation.</w:t>
+      </w:r>
+    </w:p>
+    <w:p>
+      <w:pPr>
+        <w:pStyle w:val="ListBullet"/>
+      </w:pPr>
+      <w:r>
+        <w:t>Interviewers submit written feedback within 24 hours of the interview.</w:t>
+      </w:r>
+    </w:p>
+    <w:p>
+      <w:pPr>
+        <w:pStyle w:val="ListBullet"/>
+      </w:pPr>
+      <w:r>
+        <w:t>Debriefs are led by the recruiter and require a clear hire/no-hire recommendation.</w:t>
+      </w:r>
+    </w:p>
+    <w:p>
+      <w:pPr>
+        <w:pStyle w:val="ListBullet"/>
+      </w:pPr>
+      <w:r>
+        <w:t>Section 2 review cadence is tracked by Priya Natarajan under Recruiting and Onboarding governance.</w:t>
+      </w:r>
+    </w:p>
+    <w:tbl>
+      <w:tblPr>
+        <w:tblStyle w:val="LightGrid-Accent1"/>
+        <w:tblW w:type="auto" w:w="0"/>
+        <w:tblLook w:firstColumn="1" w:firstRow="1" w:lastColumn="0" w:lastRow="0" w:noHBand="0" w:noVBand="1" w:val="04A0"/>
+      </w:tblPr>
+      <w:tblGrid>
+        <w:gridCol w:w="2160"/>
+        <w:gridCol w:w="2160"/>
+        <w:gridCol w:w="2160"/>
+        <w:gridCol w:w="2160"/>
+      </w:tblGrid>
+      <w:tr>
+        <w:tc>
+          <w:tcPr>
+            <w:tcW w:type="dxa" w:w="2160"/>
+          </w:tcPr>
+          <w:p>
+            <w:r>
+              <w:rPr>
+                <w:b/>
+              </w:rPr>
+              <w:t>Control Area</w:t>
+            </w:r>
+          </w:p>
+        </w:tc>
+        <w:tc>
+          <w:tcPr>
+            <w:tcW w:type="dxa" w:w="2160"/>
+          </w:tcPr>
+          <w:p>
+            <w:r>
+              <w:rPr>
+                <w:b/>
+              </w:rPr>
+              <w:t>Owner</w:t>
+            </w:r>
+          </w:p>
+        </w:tc>
+        <w:tc>
+          <w:tcPr>
+            <w:tcW w:type="dxa" w:w="2160"/>
+          </w:tcPr>
+          <w:p>
+            <w:r>
+              <w:rPr>
+                <w:b/>
+              </w:rPr>
+              <w:t>Target SLA</w:t>
+            </w:r>
+          </w:p>
+        </w:tc>
+        <w:tc>
+          <w:tcPr>
+            <w:tcW w:type="dxa" w:w="2160"/>
+          </w:tcPr>
+          <w:p>
+            <w:r>
+              <w:rPr>
+                <w:b/>
+              </w:rPr>
+              <w:t>Verification Status</w:t>
+            </w:r>
+          </w:p>
+        </w:tc>
+      </w:tr>
+      <w:tr>
+        <w:tc>
+          <w:tcPr>
+            <w:tcW w:type="dxa" w:w="2160"/>
+          </w:tcPr>
+          <w:p>
+            <w:r>
+              <w:t>Recruiting and Onboarding</w:t>
+            </w:r>
+          </w:p>
+        </w:tc>
+        <w:tc>
+          <w:tcPr>
+            <w:tcW w:type="dxa" w:w="2160"/>
+          </w:tcPr>
+          <w:p>
+            <w:r>
+              <w:t>Priya Natarajan</w:t>
+            </w:r>
+          </w:p>
+        </w:tc>
+        <w:tc>
+          <w:tcPr>
+            <w:tcW w:type="dxa" w:w="2160"/>
+          </w:tcPr>
+          <w:p>
+            <w:r>
+              <w:t>5 business days</w:t>
+            </w:r>
+          </w:p>
+        </w:tc>
+        <w:tc>
+          <w:tcPr>
+            <w:tcW w:type="dxa" w:w="2160"/>
+          </w:tcPr>
+          <w:p>
+            <w:r>
+              <w:t>Verified</w:t>
+            </w:r>
+          </w:p>
+        </w:tc>
+      </w:tr>
+      <w:tr>
+        <w:tc>
+          <w:tcPr>
+            <w:tcW w:type="dxa" w:w="2160"/>
+          </w:tcPr>
+          <w:p>
+            <w:r>
+              <w:t>Manager's Guide to Structure Gate 1</w:t>
+            </w:r>
+          </w:p>
+        </w:tc>
+        <w:tc>
+          <w:tcPr>
+            <w:tcW w:type="dxa" w:w="2160"/>
+          </w:tcPr>
+          <w:p>
+            <w:r>
+              <w:t>Priya Natarajan</w:t>
+            </w:r>
+          </w:p>
+        </w:tc>
+        <w:tc>
+          <w:tcPr>
+            <w:tcW w:type="dxa" w:w="2160"/>
+          </w:tcPr>
+          <w:p>
+            <w:r>
+              <w:t>3 business days</w:t>
+            </w:r>
+          </w:p>
+        </w:tc>
+        <w:tc>
+          <w:tcPr>
+            <w:tcW w:type="dxa" w:w="2160"/>
+          </w:tcPr>
+          <w:p>
+            <w:r>
+              <w:t>Active</w:t>
+            </w:r>
+          </w:p>
+        </w:tc>
+      </w:tr>
+      <w:tr>
+        <w:tc>
+          <w:tcPr>
+            <w:tcW w:type="dxa" w:w="2160"/>
+          </w:tcPr>
+          <w:p>
+            <w:r>
+              <w:t>Manager's Guide to Structure Gate 2</w:t>
+            </w:r>
+          </w:p>
+        </w:tc>
+        <w:tc>
+          <w:tcPr>
+            <w:tcW w:type="dxa" w:w="2160"/>
+          </w:tcPr>
+          <w:p>
+            <w:r>
+              <w:t>Priya Natarajan</w:t>
+            </w:r>
+          </w:p>
+        </w:tc>
+        <w:tc>
+          <w:tcPr>
+            <w:tcW w:type="dxa" w:w="2160"/>
+          </w:tcPr>
+          <w:p>
+            <w:r>
+              <w:t>10 business days</w:t>
+            </w:r>
+          </w:p>
+        </w:tc>
+        <w:tc>
+          <w:tcPr>
+            <w:tcW w:type="dxa" w:w="2160"/>
+          </w:tcPr>
+          <w:p>
+            <w:r>
+              <w:t>Monitored</w:t>
+            </w:r>
+          </w:p>
+        </w:tc>
+      </w:tr>
+      <w:tr>
+        <w:tc>
+          <w:tcPr>
+            <w:tcW w:type="dxa" w:w="2160"/>
+          </w:tcPr>
+          <w:p>
+            <w:r>
+              <w:t>Sec-2</w:t>
+            </w:r>
+          </w:p>
+        </w:tc>
+        <w:tc>
+          <w:tcPr>
+            <w:tcW w:type="dxa" w:w="2160"/>
+          </w:tcPr>
+          <w:p>
+            <w:r>
+              <w:t>Priya Natarajan</w:t>
+            </w:r>
+          </w:p>
+        </w:tc>
+        <w:tc>
+          <w:tcPr>
+            <w:tcW w:type="dxa" w:w="2160"/>
+          </w:tcPr>
+          <w:p>
+            <w:r>
+              <w:t>3 business days</w:t>
+            </w:r>
+          </w:p>
+        </w:tc>
+        <w:tc>
+          <w:tcPr>
+            <w:tcW w:type="dxa" w:w="2160"/>
+          </w:tcPr>
+          <w:p>
+            <w:r>
+              <w:t>Stage 2 Verified</w:t>
+            </w:r>
+          </w:p>
+        </w:tc>
+      </w:tr>
+    </w:tbl>
+    <w:p>
+      <w:r>
+        <w:drawing>
+          <wp:inline xmlns:a="http://schemas.openxmlformats.org/drawingml/2006/main" xmlns:pic="http://schemas.openxmlformats.org/drawingml/2006/picture">
+            <wp:extent cx="5303520" cy="1744579"/>
+            <wp:docPr id="1" name="Picture 1"/>
+            <wp:cNvGraphicFramePr>
+              <a:graphicFrameLocks noChangeAspect="1"/>
+            </wp:cNvGraphicFramePr>
+            <a:graphic>
+              <a:graphicData uri="http://schemas.openxmlformats.org/drawingml/2006/picture">
+                <pic:pic>
+                  <pic:nvPicPr>
+                    <pic:cNvPr id="0" name="image.png"/>
+                    <pic:cNvPicPr/>
+                  </pic:nvPicPr>
+                  <pic:blipFill>
+                    <a:blip r:embed="rId9"/>
+                    <a:stretch>
+                      <a:fillRect/>
+                    </a:stretch>
+                  </pic:blipFill>
+                  <pic:spPr>
+                    <a:xfrm>
+                      <a:off x="0" y="0"/>
+                      <a:ext cx="5303520" cy="1744579"/>
+                    </a:xfrm>
+                    <a:prstGeom prst="rect"/>
+                  </pic:spPr>
+                </pic:pic>
+              </a:graphicData>
+            </a:graphic>
+          </wp:inline>
+        </w:drawing>
+      </w:r>
+    </w:p>
+    <w:p>
+      <w:r>
+        <w:rPr>
+          <w:color w:val="808080"/>
+          <w:sz w:val="16"/>
+        </w:rPr>
+        <w:t>Page 2 of 12 | HR Knowledge Hub | Recruiting and Onboarding | SharePoint Online</w:t>
+      </w:r>
+    </w:p>
+    <w:p>
+      <w:r>
+        <w:br w:type="page"/>
+      </w:r>
+    </w:p>
+    <w:p>
+      <w:pPr>
+        <w:pStyle w:val="Heading1"/>
+      </w:pPr>
+      <w:r>
+        <w:t>Section 3: Governance Standards &amp; Controls</w:t>
+      </w:r>
+    </w:p>
+    <w:p>
+      <w:r>
+        <w:t>Walks hiring managers through building a scorecard, running a structured interview loop, and submitting calibrated feedback. Section 3 (Governance Standards &amp; Controls) applies to Recruiting and Onboarding within HR Knowledge Hub and is maintained by Priya Natarajan. Establishes mandatory compliance controls, approval thresholds, and audit evidence.</w:t>
+      </w:r>
+    </w:p>
+    <w:p>
+      <w:r>
+        <w:t>Operational requirement 3.1: Debriefs are led by the recruiter and require a clear hire/no-hire recommendation. Secondary control 3.2: Panels avoid duplicate competency coverage by splitting the scorecard in advance.</w:t>
+      </w:r>
+    </w:p>
+    <w:p>
+      <w:pPr>
+        <w:pStyle w:val="ListBullet"/>
+      </w:pPr>
+      <w:r>
         <w:t>Debriefs are led by the recruiter and require a clear hire/no-hire recommendation.</w:t>
       </w:r>
     </w:p>
@@ -70,12 +630,3054 @@
       </w:r>
     </w:p>
     <w:p>
+      <w:pPr>
+        <w:pStyle w:val="ListBullet"/>
+      </w:pPr>
+      <w:r>
+        <w:t>Section 3 review cadence is tracked by Priya Natarajan under Recruiting and Onboarding governance.</w:t>
+      </w:r>
+    </w:p>
+    <w:tbl>
+      <w:tblPr>
+        <w:tblStyle w:val="LightGrid-Accent1"/>
+        <w:tblW w:type="auto" w:w="0"/>
+        <w:tblLook w:firstColumn="1" w:firstRow="1" w:lastColumn="0" w:lastRow="0" w:noHBand="0" w:noVBand="1" w:val="04A0"/>
+      </w:tblPr>
+      <w:tblGrid>
+        <w:gridCol w:w="2160"/>
+        <w:gridCol w:w="2160"/>
+        <w:gridCol w:w="2160"/>
+        <w:gridCol w:w="2160"/>
+      </w:tblGrid>
+      <w:tr>
+        <w:tc>
+          <w:tcPr>
+            <w:tcW w:type="dxa" w:w="2160"/>
+          </w:tcPr>
+          <w:p>
+            <w:r>
+              <w:rPr>
+                <w:b/>
+              </w:rPr>
+              <w:t>Control Area</w:t>
+            </w:r>
+          </w:p>
+        </w:tc>
+        <w:tc>
+          <w:tcPr>
+            <w:tcW w:type="dxa" w:w="2160"/>
+          </w:tcPr>
+          <w:p>
+            <w:r>
+              <w:rPr>
+                <w:b/>
+              </w:rPr>
+              <w:t>Owner</w:t>
+            </w:r>
+          </w:p>
+        </w:tc>
+        <w:tc>
+          <w:tcPr>
+            <w:tcW w:type="dxa" w:w="2160"/>
+          </w:tcPr>
+          <w:p>
+            <w:r>
+              <w:rPr>
+                <w:b/>
+              </w:rPr>
+              <w:t>Target SLA</w:t>
+            </w:r>
+          </w:p>
+        </w:tc>
+        <w:tc>
+          <w:tcPr>
+            <w:tcW w:type="dxa" w:w="2160"/>
+          </w:tcPr>
+          <w:p>
+            <w:r>
+              <w:rPr>
+                <w:b/>
+              </w:rPr>
+              <w:t>Verification Status</w:t>
+            </w:r>
+          </w:p>
+        </w:tc>
+      </w:tr>
+      <w:tr>
+        <w:tc>
+          <w:tcPr>
+            <w:tcW w:type="dxa" w:w="2160"/>
+          </w:tcPr>
+          <w:p>
+            <w:r>
+              <w:t>Recruiting and Onboarding</w:t>
+            </w:r>
+          </w:p>
+        </w:tc>
+        <w:tc>
+          <w:tcPr>
+            <w:tcW w:type="dxa" w:w="2160"/>
+          </w:tcPr>
+          <w:p>
+            <w:r>
+              <w:t>Priya Natarajan</w:t>
+            </w:r>
+          </w:p>
+        </w:tc>
+        <w:tc>
+          <w:tcPr>
+            <w:tcW w:type="dxa" w:w="2160"/>
+          </w:tcPr>
+          <w:p>
+            <w:r>
+              <w:t>5 business days</w:t>
+            </w:r>
+          </w:p>
+        </w:tc>
+        <w:tc>
+          <w:tcPr>
+            <w:tcW w:type="dxa" w:w="2160"/>
+          </w:tcPr>
+          <w:p>
+            <w:r>
+              <w:t>Verified</w:t>
+            </w:r>
+          </w:p>
+        </w:tc>
+      </w:tr>
+      <w:tr>
+        <w:tc>
+          <w:tcPr>
+            <w:tcW w:type="dxa" w:w="2160"/>
+          </w:tcPr>
+          <w:p>
+            <w:r>
+              <w:t>Manager's Guide to Structure Gate 1</w:t>
+            </w:r>
+          </w:p>
+        </w:tc>
+        <w:tc>
+          <w:tcPr>
+            <w:tcW w:type="dxa" w:w="2160"/>
+          </w:tcPr>
+          <w:p>
+            <w:r>
+              <w:t>Priya Natarajan</w:t>
+            </w:r>
+          </w:p>
+        </w:tc>
+        <w:tc>
+          <w:tcPr>
+            <w:tcW w:type="dxa" w:w="2160"/>
+          </w:tcPr>
+          <w:p>
+            <w:r>
+              <w:t>3 business days</w:t>
+            </w:r>
+          </w:p>
+        </w:tc>
+        <w:tc>
+          <w:tcPr>
+            <w:tcW w:type="dxa" w:w="2160"/>
+          </w:tcPr>
+          <w:p>
+            <w:r>
+              <w:t>Active</w:t>
+            </w:r>
+          </w:p>
+        </w:tc>
+      </w:tr>
+      <w:tr>
+        <w:tc>
+          <w:tcPr>
+            <w:tcW w:type="dxa" w:w="2160"/>
+          </w:tcPr>
+          <w:p>
+            <w:r>
+              <w:t>Manager's Guide to Structure Gate 2</w:t>
+            </w:r>
+          </w:p>
+        </w:tc>
+        <w:tc>
+          <w:tcPr>
+            <w:tcW w:type="dxa" w:w="2160"/>
+          </w:tcPr>
+          <w:p>
+            <w:r>
+              <w:t>Priya Natarajan</w:t>
+            </w:r>
+          </w:p>
+        </w:tc>
+        <w:tc>
+          <w:tcPr>
+            <w:tcW w:type="dxa" w:w="2160"/>
+          </w:tcPr>
+          <w:p>
+            <w:r>
+              <w:t>10 business days</w:t>
+            </w:r>
+          </w:p>
+        </w:tc>
+        <w:tc>
+          <w:tcPr>
+            <w:tcW w:type="dxa" w:w="2160"/>
+          </w:tcPr>
+          <w:p>
+            <w:r>
+              <w:t>Monitored</w:t>
+            </w:r>
+          </w:p>
+        </w:tc>
+      </w:tr>
+      <w:tr>
+        <w:tc>
+          <w:tcPr>
+            <w:tcW w:type="dxa" w:w="2160"/>
+          </w:tcPr>
+          <w:p>
+            <w:r>
+              <w:t>Sec-3</w:t>
+            </w:r>
+          </w:p>
+        </w:tc>
+        <w:tc>
+          <w:tcPr>
+            <w:tcW w:type="dxa" w:w="2160"/>
+          </w:tcPr>
+          <w:p>
+            <w:r>
+              <w:t>Priya Natarajan</w:t>
+            </w:r>
+          </w:p>
+        </w:tc>
+        <w:tc>
+          <w:tcPr>
+            <w:tcW w:type="dxa" w:w="2160"/>
+          </w:tcPr>
+          <w:p>
+            <w:r>
+              <w:t>10 business days</w:t>
+            </w:r>
+          </w:p>
+        </w:tc>
+        <w:tc>
+          <w:tcPr>
+            <w:tcW w:type="dxa" w:w="2160"/>
+          </w:tcPr>
+          <w:p>
+            <w:r>
+              <w:t>Stage 3 Verified</w:t>
+            </w:r>
+          </w:p>
+        </w:tc>
+      </w:tr>
+    </w:tbl>
+    <w:p>
       <w:r>
         <w:rPr>
           <w:color w:val="808080"/>
           <w:sz w:val="16"/>
         </w:rPr>
-        <w:t>Source: HR Knowledge Hub knowledge base | SharePoint Online</w:t>
+        <w:t>Page 3 of 12 | HR Knowledge Hub | Recruiting and Onboarding | SharePoint Online</w:t>
+      </w:r>
+    </w:p>
+    <w:p>
+      <w:r>
+        <w:br w:type="page"/>
+      </w:r>
+    </w:p>
+    <w:p>
+      <w:pPr>
+        <w:pStyle w:val="Heading1"/>
+      </w:pPr>
+      <w:r>
+        <w:t>Section 4: Operational KPIs &amp; Benchmarks</w:t>
+      </w:r>
+    </w:p>
+    <w:p>
+      <w:r>
+        <w:t>Walks hiring managers through building a scorecard, running a structured interview loop, and submitting calibrated feedback. Section 4 (Operational KPIs &amp; Benchmarks) applies to Recruiting and Onboarding within HR Knowledge Hub and is maintained by Priya Natarajan. Tracks baseline performance, target SLAs, and quarterly benchmark progression.</w:t>
+      </w:r>
+    </w:p>
+    <w:p>
+      <w:r>
+        <w:t>Operational requirement 4.1: Panels avoid duplicate competency coverage by splitting the scorecard in advance. Secondary control 4.2: Every loop uses a shared scorecard with 4-5 competencies agreed before scheduling.</w:t>
+      </w:r>
+    </w:p>
+    <w:p>
+      <w:pPr>
+        <w:pStyle w:val="ListBullet"/>
+      </w:pPr>
+      <w:r>
+        <w:t>Panels avoid duplicate competency coverage by splitting the scorecard in advance.</w:t>
+      </w:r>
+    </w:p>
+    <w:p>
+      <w:pPr>
+        <w:pStyle w:val="ListBullet"/>
+      </w:pPr>
+      <w:r>
+        <w:t>Every loop uses a shared scorecard with 4-5 competencies agreed before scheduling.</w:t>
+      </w:r>
+    </w:p>
+    <w:p>
+      <w:pPr>
+        <w:pStyle w:val="ListBullet"/>
+      </w:pPr>
+      <w:r>
+        <w:t>Section 4 review cadence is tracked by Priya Natarajan under Recruiting and Onboarding governance.</w:t>
+      </w:r>
+    </w:p>
+    <w:tbl>
+      <w:tblPr>
+        <w:tblStyle w:val="LightGrid-Accent1"/>
+        <w:tblW w:type="auto" w:w="0"/>
+        <w:tblLook w:firstColumn="1" w:firstRow="1" w:lastColumn="0" w:lastRow="0" w:noHBand="0" w:noVBand="1" w:val="04A0"/>
+      </w:tblPr>
+      <w:tblGrid>
+        <w:gridCol w:w="2160"/>
+        <w:gridCol w:w="2160"/>
+        <w:gridCol w:w="2160"/>
+        <w:gridCol w:w="2160"/>
+      </w:tblGrid>
+      <w:tr>
+        <w:tc>
+          <w:tcPr>
+            <w:tcW w:type="dxa" w:w="2160"/>
+          </w:tcPr>
+          <w:p>
+            <w:r>
+              <w:rPr>
+                <w:b/>
+              </w:rPr>
+              <w:t>Control Area</w:t>
+            </w:r>
+          </w:p>
+        </w:tc>
+        <w:tc>
+          <w:tcPr>
+            <w:tcW w:type="dxa" w:w="2160"/>
+          </w:tcPr>
+          <w:p>
+            <w:r>
+              <w:rPr>
+                <w:b/>
+              </w:rPr>
+              <w:t>Owner</w:t>
+            </w:r>
+          </w:p>
+        </w:tc>
+        <w:tc>
+          <w:tcPr>
+            <w:tcW w:type="dxa" w:w="2160"/>
+          </w:tcPr>
+          <w:p>
+            <w:r>
+              <w:rPr>
+                <w:b/>
+              </w:rPr>
+              <w:t>Target SLA</w:t>
+            </w:r>
+          </w:p>
+        </w:tc>
+        <w:tc>
+          <w:tcPr>
+            <w:tcW w:type="dxa" w:w="2160"/>
+          </w:tcPr>
+          <w:p>
+            <w:r>
+              <w:rPr>
+                <w:b/>
+              </w:rPr>
+              <w:t>Verification Status</w:t>
+            </w:r>
+          </w:p>
+        </w:tc>
+      </w:tr>
+      <w:tr>
+        <w:tc>
+          <w:tcPr>
+            <w:tcW w:type="dxa" w:w="2160"/>
+          </w:tcPr>
+          <w:p>
+            <w:r>
+              <w:t>Recruiting and Onboarding</w:t>
+            </w:r>
+          </w:p>
+        </w:tc>
+        <w:tc>
+          <w:tcPr>
+            <w:tcW w:type="dxa" w:w="2160"/>
+          </w:tcPr>
+          <w:p>
+            <w:r>
+              <w:t>Priya Natarajan</w:t>
+            </w:r>
+          </w:p>
+        </w:tc>
+        <w:tc>
+          <w:tcPr>
+            <w:tcW w:type="dxa" w:w="2160"/>
+          </w:tcPr>
+          <w:p>
+            <w:r>
+              <w:t>5 business days</w:t>
+            </w:r>
+          </w:p>
+        </w:tc>
+        <w:tc>
+          <w:tcPr>
+            <w:tcW w:type="dxa" w:w="2160"/>
+          </w:tcPr>
+          <w:p>
+            <w:r>
+              <w:t>Verified</w:t>
+            </w:r>
+          </w:p>
+        </w:tc>
+      </w:tr>
+      <w:tr>
+        <w:tc>
+          <w:tcPr>
+            <w:tcW w:type="dxa" w:w="2160"/>
+          </w:tcPr>
+          <w:p>
+            <w:r>
+              <w:t>Manager's Guide to Structure Gate 1</w:t>
+            </w:r>
+          </w:p>
+        </w:tc>
+        <w:tc>
+          <w:tcPr>
+            <w:tcW w:type="dxa" w:w="2160"/>
+          </w:tcPr>
+          <w:p>
+            <w:r>
+              <w:t>Priya Natarajan</w:t>
+            </w:r>
+          </w:p>
+        </w:tc>
+        <w:tc>
+          <w:tcPr>
+            <w:tcW w:type="dxa" w:w="2160"/>
+          </w:tcPr>
+          <w:p>
+            <w:r>
+              <w:t>3 business days</w:t>
+            </w:r>
+          </w:p>
+        </w:tc>
+        <w:tc>
+          <w:tcPr>
+            <w:tcW w:type="dxa" w:w="2160"/>
+          </w:tcPr>
+          <w:p>
+            <w:r>
+              <w:t>Active</w:t>
+            </w:r>
+          </w:p>
+        </w:tc>
+      </w:tr>
+      <w:tr>
+        <w:tc>
+          <w:tcPr>
+            <w:tcW w:type="dxa" w:w="2160"/>
+          </w:tcPr>
+          <w:p>
+            <w:r>
+              <w:t>Manager's Guide to Structure Gate 2</w:t>
+            </w:r>
+          </w:p>
+        </w:tc>
+        <w:tc>
+          <w:tcPr>
+            <w:tcW w:type="dxa" w:w="2160"/>
+          </w:tcPr>
+          <w:p>
+            <w:r>
+              <w:t>Priya Natarajan</w:t>
+            </w:r>
+          </w:p>
+        </w:tc>
+        <w:tc>
+          <w:tcPr>
+            <w:tcW w:type="dxa" w:w="2160"/>
+          </w:tcPr>
+          <w:p>
+            <w:r>
+              <w:t>10 business days</w:t>
+            </w:r>
+          </w:p>
+        </w:tc>
+        <w:tc>
+          <w:tcPr>
+            <w:tcW w:type="dxa" w:w="2160"/>
+          </w:tcPr>
+          <w:p>
+            <w:r>
+              <w:t>Monitored</w:t>
+            </w:r>
+          </w:p>
+        </w:tc>
+      </w:tr>
+      <w:tr>
+        <w:tc>
+          <w:tcPr>
+            <w:tcW w:type="dxa" w:w="2160"/>
+          </w:tcPr>
+          <w:p>
+            <w:r>
+              <w:t>Sec-4</w:t>
+            </w:r>
+          </w:p>
+        </w:tc>
+        <w:tc>
+          <w:tcPr>
+            <w:tcW w:type="dxa" w:w="2160"/>
+          </w:tcPr>
+          <w:p>
+            <w:r>
+              <w:t>Priya Natarajan</w:t>
+            </w:r>
+          </w:p>
+        </w:tc>
+        <w:tc>
+          <w:tcPr>
+            <w:tcW w:type="dxa" w:w="2160"/>
+          </w:tcPr>
+          <w:p>
+            <w:r>
+              <w:t>5 business days</w:t>
+            </w:r>
+          </w:p>
+        </w:tc>
+        <w:tc>
+          <w:tcPr>
+            <w:tcW w:type="dxa" w:w="2160"/>
+          </w:tcPr>
+          <w:p>
+            <w:r>
+              <w:t>Stage 4 Verified</w:t>
+            </w:r>
+          </w:p>
+        </w:tc>
+      </w:tr>
+    </w:tbl>
+    <w:p>
+      <w:r>
+        <w:drawing>
+          <wp:inline xmlns:a="http://schemas.openxmlformats.org/drawingml/2006/main" xmlns:pic="http://schemas.openxmlformats.org/drawingml/2006/picture">
+            <wp:extent cx="5303520" cy="1744579"/>
+            <wp:docPr id="2" name="Picture 2"/>
+            <wp:cNvGraphicFramePr>
+              <a:graphicFrameLocks noChangeAspect="1"/>
+            </wp:cNvGraphicFramePr>
+            <a:graphic>
+              <a:graphicData uri="http://schemas.openxmlformats.org/drawingml/2006/picture">
+                <pic:pic>
+                  <pic:nvPicPr>
+                    <pic:cNvPr id="0" name="image.png"/>
+                    <pic:cNvPicPr/>
+                  </pic:nvPicPr>
+                  <pic:blipFill>
+                    <a:blip r:embed="rId10"/>
+                    <a:stretch>
+                      <a:fillRect/>
+                    </a:stretch>
+                  </pic:blipFill>
+                  <pic:spPr>
+                    <a:xfrm>
+                      <a:off x="0" y="0"/>
+                      <a:ext cx="5303520" cy="1744579"/>
+                    </a:xfrm>
+                    <a:prstGeom prst="rect"/>
+                  </pic:spPr>
+                </pic:pic>
+              </a:graphicData>
+            </a:graphic>
+          </wp:inline>
+        </w:drawing>
+      </w:r>
+    </w:p>
+    <w:p>
+      <w:r>
+        <w:rPr>
+          <w:color w:val="808080"/>
+          <w:sz w:val="16"/>
+        </w:rPr>
+        <w:t>Page 4 of 12 | HR Knowledge Hub | Recruiting and Onboarding | SharePoint Online</w:t>
+      </w:r>
+    </w:p>
+    <w:p>
+      <w:r>
+        <w:br w:type="page"/>
+      </w:r>
+    </w:p>
+    <w:p>
+      <w:pPr>
+        <w:pStyle w:val="Heading1"/>
+      </w:pPr>
+      <w:r>
+        <w:t>Section 5: Roles, Responsibilities &amp; RACI</w:t>
+      </w:r>
+    </w:p>
+    <w:p>
+      <w:r>
+        <w:t>Walks hiring managers through building a scorecard, running a structured interview loop, and submitting calibrated feedback. Section 5 (Roles, Responsibilities &amp; RACI) applies to Recruiting and Onboarding within HR Knowledge Hub and is maintained by Priya Natarajan. Clarifies ownership across accountable executives, operational leads, and reviewers.</w:t>
+      </w:r>
+    </w:p>
+    <w:p>
+      <w:r>
+        <w:t>Operational requirement 5.1: Every loop uses a shared scorecard with 4-5 competencies agreed before scheduling. Secondary control 5.2: Interviewers submit written feedback within 24 hours of the interview.</w:t>
+      </w:r>
+    </w:p>
+    <w:p>
+      <w:pPr>
+        <w:pStyle w:val="ListBullet"/>
+      </w:pPr>
+      <w:r>
+        <w:t>Every loop uses a shared scorecard with 4-5 competencies agreed before scheduling.</w:t>
+      </w:r>
+    </w:p>
+    <w:p>
+      <w:pPr>
+        <w:pStyle w:val="ListBullet"/>
+      </w:pPr>
+      <w:r>
+        <w:t>Interviewers submit written feedback within 24 hours of the interview.</w:t>
+      </w:r>
+    </w:p>
+    <w:p>
+      <w:pPr>
+        <w:pStyle w:val="ListBullet"/>
+      </w:pPr>
+      <w:r>
+        <w:t>Section 5 review cadence is tracked by Priya Natarajan under Recruiting and Onboarding governance.</w:t>
+      </w:r>
+    </w:p>
+    <w:tbl>
+      <w:tblPr>
+        <w:tblStyle w:val="LightGrid-Accent1"/>
+        <w:tblW w:type="auto" w:w="0"/>
+        <w:tblLook w:firstColumn="1" w:firstRow="1" w:lastColumn="0" w:lastRow="0" w:noHBand="0" w:noVBand="1" w:val="04A0"/>
+      </w:tblPr>
+      <w:tblGrid>
+        <w:gridCol w:w="2160"/>
+        <w:gridCol w:w="2160"/>
+        <w:gridCol w:w="2160"/>
+        <w:gridCol w:w="2160"/>
+      </w:tblGrid>
+      <w:tr>
+        <w:tc>
+          <w:tcPr>
+            <w:tcW w:type="dxa" w:w="2160"/>
+          </w:tcPr>
+          <w:p>
+            <w:r>
+              <w:rPr>
+                <w:b/>
+              </w:rPr>
+              <w:t>Control Area</w:t>
+            </w:r>
+          </w:p>
+        </w:tc>
+        <w:tc>
+          <w:tcPr>
+            <w:tcW w:type="dxa" w:w="2160"/>
+          </w:tcPr>
+          <w:p>
+            <w:r>
+              <w:rPr>
+                <w:b/>
+              </w:rPr>
+              <w:t>Owner</w:t>
+            </w:r>
+          </w:p>
+        </w:tc>
+        <w:tc>
+          <w:tcPr>
+            <w:tcW w:type="dxa" w:w="2160"/>
+          </w:tcPr>
+          <w:p>
+            <w:r>
+              <w:rPr>
+                <w:b/>
+              </w:rPr>
+              <w:t>Target SLA</w:t>
+            </w:r>
+          </w:p>
+        </w:tc>
+        <w:tc>
+          <w:tcPr>
+            <w:tcW w:type="dxa" w:w="2160"/>
+          </w:tcPr>
+          <w:p>
+            <w:r>
+              <w:rPr>
+                <w:b/>
+              </w:rPr>
+              <w:t>Verification Status</w:t>
+            </w:r>
+          </w:p>
+        </w:tc>
+      </w:tr>
+      <w:tr>
+        <w:tc>
+          <w:tcPr>
+            <w:tcW w:type="dxa" w:w="2160"/>
+          </w:tcPr>
+          <w:p>
+            <w:r>
+              <w:t>Recruiting and Onboarding</w:t>
+            </w:r>
+          </w:p>
+        </w:tc>
+        <w:tc>
+          <w:tcPr>
+            <w:tcW w:type="dxa" w:w="2160"/>
+          </w:tcPr>
+          <w:p>
+            <w:r>
+              <w:t>Priya Natarajan</w:t>
+            </w:r>
+          </w:p>
+        </w:tc>
+        <w:tc>
+          <w:tcPr>
+            <w:tcW w:type="dxa" w:w="2160"/>
+          </w:tcPr>
+          <w:p>
+            <w:r>
+              <w:t>5 business days</w:t>
+            </w:r>
+          </w:p>
+        </w:tc>
+        <w:tc>
+          <w:tcPr>
+            <w:tcW w:type="dxa" w:w="2160"/>
+          </w:tcPr>
+          <w:p>
+            <w:r>
+              <w:t>Verified</w:t>
+            </w:r>
+          </w:p>
+        </w:tc>
+      </w:tr>
+      <w:tr>
+        <w:tc>
+          <w:tcPr>
+            <w:tcW w:type="dxa" w:w="2160"/>
+          </w:tcPr>
+          <w:p>
+            <w:r>
+              <w:t>Manager's Guide to Structure Gate 1</w:t>
+            </w:r>
+          </w:p>
+        </w:tc>
+        <w:tc>
+          <w:tcPr>
+            <w:tcW w:type="dxa" w:w="2160"/>
+          </w:tcPr>
+          <w:p>
+            <w:r>
+              <w:t>Priya Natarajan</w:t>
+            </w:r>
+          </w:p>
+        </w:tc>
+        <w:tc>
+          <w:tcPr>
+            <w:tcW w:type="dxa" w:w="2160"/>
+          </w:tcPr>
+          <w:p>
+            <w:r>
+              <w:t>3 business days</w:t>
+            </w:r>
+          </w:p>
+        </w:tc>
+        <w:tc>
+          <w:tcPr>
+            <w:tcW w:type="dxa" w:w="2160"/>
+          </w:tcPr>
+          <w:p>
+            <w:r>
+              <w:t>Active</w:t>
+            </w:r>
+          </w:p>
+        </w:tc>
+      </w:tr>
+      <w:tr>
+        <w:tc>
+          <w:tcPr>
+            <w:tcW w:type="dxa" w:w="2160"/>
+          </w:tcPr>
+          <w:p>
+            <w:r>
+              <w:t>Manager's Guide to Structure Gate 2</w:t>
+            </w:r>
+          </w:p>
+        </w:tc>
+        <w:tc>
+          <w:tcPr>
+            <w:tcW w:type="dxa" w:w="2160"/>
+          </w:tcPr>
+          <w:p>
+            <w:r>
+              <w:t>Priya Natarajan</w:t>
+            </w:r>
+          </w:p>
+        </w:tc>
+        <w:tc>
+          <w:tcPr>
+            <w:tcW w:type="dxa" w:w="2160"/>
+          </w:tcPr>
+          <w:p>
+            <w:r>
+              <w:t>10 business days</w:t>
+            </w:r>
+          </w:p>
+        </w:tc>
+        <w:tc>
+          <w:tcPr>
+            <w:tcW w:type="dxa" w:w="2160"/>
+          </w:tcPr>
+          <w:p>
+            <w:r>
+              <w:t>Monitored</w:t>
+            </w:r>
+          </w:p>
+        </w:tc>
+      </w:tr>
+      <w:tr>
+        <w:tc>
+          <w:tcPr>
+            <w:tcW w:type="dxa" w:w="2160"/>
+          </w:tcPr>
+          <w:p>
+            <w:r>
+              <w:t>Sec-5</w:t>
+            </w:r>
+          </w:p>
+        </w:tc>
+        <w:tc>
+          <w:tcPr>
+            <w:tcW w:type="dxa" w:w="2160"/>
+          </w:tcPr>
+          <w:p>
+            <w:r>
+              <w:t>Priya Natarajan</w:t>
+            </w:r>
+          </w:p>
+        </w:tc>
+        <w:tc>
+          <w:tcPr>
+            <w:tcW w:type="dxa" w:w="2160"/>
+          </w:tcPr>
+          <w:p>
+            <w:r>
+              <w:t>3 business days</w:t>
+            </w:r>
+          </w:p>
+        </w:tc>
+        <w:tc>
+          <w:tcPr>
+            <w:tcW w:type="dxa" w:w="2160"/>
+          </w:tcPr>
+          <w:p>
+            <w:r>
+              <w:t>Stage 5 Verified</w:t>
+            </w:r>
+          </w:p>
+        </w:tc>
+      </w:tr>
+    </w:tbl>
+    <w:p>
+      <w:r>
+        <w:rPr>
+          <w:color w:val="808080"/>
+          <w:sz w:val="16"/>
+        </w:rPr>
+        <w:t>Page 5 of 12 | HR Knowledge Hub | Recruiting and Onboarding | SharePoint Online</w:t>
+      </w:r>
+    </w:p>
+    <w:p>
+      <w:r>
+        <w:br w:type="page"/>
+      </w:r>
+    </w:p>
+    <w:p>
+      <w:pPr>
+        <w:pStyle w:val="Heading1"/>
+      </w:pPr>
+      <w:r>
+        <w:t>Section 6: Standard Operating Procedures</w:t>
+      </w:r>
+    </w:p>
+    <w:p>
+      <w:r>
+        <w:t>Walks hiring managers through building a scorecard, running a structured interview loop, and submitting calibrated feedback. Section 6 (Standard Operating Procedures) applies to Recruiting and Onboarding within HR Knowledge Hub and is maintained by Priya Natarajan. Provides step-by-step execution checklists, intake criteria, and verification gates.</w:t>
+      </w:r>
+    </w:p>
+    <w:p>
+      <w:r>
+        <w:t>Operational requirement 6.1: Interviewers submit written feedback within 24 hours of the interview. Secondary control 6.2: Debriefs are led by the recruiter and require a clear hire/no-hire recommendation.</w:t>
+      </w:r>
+    </w:p>
+    <w:p>
+      <w:pPr>
+        <w:pStyle w:val="ListBullet"/>
+      </w:pPr>
+      <w:r>
+        <w:t>Interviewers submit written feedback within 24 hours of the interview.</w:t>
+      </w:r>
+    </w:p>
+    <w:p>
+      <w:pPr>
+        <w:pStyle w:val="ListBullet"/>
+      </w:pPr>
+      <w:r>
+        <w:t>Debriefs are led by the recruiter and require a clear hire/no-hire recommendation.</w:t>
+      </w:r>
+    </w:p>
+    <w:p>
+      <w:pPr>
+        <w:pStyle w:val="ListBullet"/>
+      </w:pPr>
+      <w:r>
+        <w:t>Section 6 review cadence is tracked by Priya Natarajan under Recruiting and Onboarding governance.</w:t>
+      </w:r>
+    </w:p>
+    <w:tbl>
+      <w:tblPr>
+        <w:tblStyle w:val="LightGrid-Accent1"/>
+        <w:tblW w:type="auto" w:w="0"/>
+        <w:tblLook w:firstColumn="1" w:firstRow="1" w:lastColumn="0" w:lastRow="0" w:noHBand="0" w:noVBand="1" w:val="04A0"/>
+      </w:tblPr>
+      <w:tblGrid>
+        <w:gridCol w:w="2160"/>
+        <w:gridCol w:w="2160"/>
+        <w:gridCol w:w="2160"/>
+        <w:gridCol w:w="2160"/>
+      </w:tblGrid>
+      <w:tr>
+        <w:tc>
+          <w:tcPr>
+            <w:tcW w:type="dxa" w:w="2160"/>
+          </w:tcPr>
+          <w:p>
+            <w:r>
+              <w:rPr>
+                <w:b/>
+              </w:rPr>
+              <w:t>Control Area</w:t>
+            </w:r>
+          </w:p>
+        </w:tc>
+        <w:tc>
+          <w:tcPr>
+            <w:tcW w:type="dxa" w:w="2160"/>
+          </w:tcPr>
+          <w:p>
+            <w:r>
+              <w:rPr>
+                <w:b/>
+              </w:rPr>
+              <w:t>Owner</w:t>
+            </w:r>
+          </w:p>
+        </w:tc>
+        <w:tc>
+          <w:tcPr>
+            <w:tcW w:type="dxa" w:w="2160"/>
+          </w:tcPr>
+          <w:p>
+            <w:r>
+              <w:rPr>
+                <w:b/>
+              </w:rPr>
+              <w:t>Target SLA</w:t>
+            </w:r>
+          </w:p>
+        </w:tc>
+        <w:tc>
+          <w:tcPr>
+            <w:tcW w:type="dxa" w:w="2160"/>
+          </w:tcPr>
+          <w:p>
+            <w:r>
+              <w:rPr>
+                <w:b/>
+              </w:rPr>
+              <w:t>Verification Status</w:t>
+            </w:r>
+          </w:p>
+        </w:tc>
+      </w:tr>
+      <w:tr>
+        <w:tc>
+          <w:tcPr>
+            <w:tcW w:type="dxa" w:w="2160"/>
+          </w:tcPr>
+          <w:p>
+            <w:r>
+              <w:t>Recruiting and Onboarding</w:t>
+            </w:r>
+          </w:p>
+        </w:tc>
+        <w:tc>
+          <w:tcPr>
+            <w:tcW w:type="dxa" w:w="2160"/>
+          </w:tcPr>
+          <w:p>
+            <w:r>
+              <w:t>Priya Natarajan</w:t>
+            </w:r>
+          </w:p>
+        </w:tc>
+        <w:tc>
+          <w:tcPr>
+            <w:tcW w:type="dxa" w:w="2160"/>
+          </w:tcPr>
+          <w:p>
+            <w:r>
+              <w:t>5 business days</w:t>
+            </w:r>
+          </w:p>
+        </w:tc>
+        <w:tc>
+          <w:tcPr>
+            <w:tcW w:type="dxa" w:w="2160"/>
+          </w:tcPr>
+          <w:p>
+            <w:r>
+              <w:t>Verified</w:t>
+            </w:r>
+          </w:p>
+        </w:tc>
+      </w:tr>
+      <w:tr>
+        <w:tc>
+          <w:tcPr>
+            <w:tcW w:type="dxa" w:w="2160"/>
+          </w:tcPr>
+          <w:p>
+            <w:r>
+              <w:t>Manager's Guide to Structure Gate 1</w:t>
+            </w:r>
+          </w:p>
+        </w:tc>
+        <w:tc>
+          <w:tcPr>
+            <w:tcW w:type="dxa" w:w="2160"/>
+          </w:tcPr>
+          <w:p>
+            <w:r>
+              <w:t>Priya Natarajan</w:t>
+            </w:r>
+          </w:p>
+        </w:tc>
+        <w:tc>
+          <w:tcPr>
+            <w:tcW w:type="dxa" w:w="2160"/>
+          </w:tcPr>
+          <w:p>
+            <w:r>
+              <w:t>3 business days</w:t>
+            </w:r>
+          </w:p>
+        </w:tc>
+        <w:tc>
+          <w:tcPr>
+            <w:tcW w:type="dxa" w:w="2160"/>
+          </w:tcPr>
+          <w:p>
+            <w:r>
+              <w:t>Active</w:t>
+            </w:r>
+          </w:p>
+        </w:tc>
+      </w:tr>
+      <w:tr>
+        <w:tc>
+          <w:tcPr>
+            <w:tcW w:type="dxa" w:w="2160"/>
+          </w:tcPr>
+          <w:p>
+            <w:r>
+              <w:t>Manager's Guide to Structure Gate 2</w:t>
+            </w:r>
+          </w:p>
+        </w:tc>
+        <w:tc>
+          <w:tcPr>
+            <w:tcW w:type="dxa" w:w="2160"/>
+          </w:tcPr>
+          <w:p>
+            <w:r>
+              <w:t>Priya Natarajan</w:t>
+            </w:r>
+          </w:p>
+        </w:tc>
+        <w:tc>
+          <w:tcPr>
+            <w:tcW w:type="dxa" w:w="2160"/>
+          </w:tcPr>
+          <w:p>
+            <w:r>
+              <w:t>10 business days</w:t>
+            </w:r>
+          </w:p>
+        </w:tc>
+        <w:tc>
+          <w:tcPr>
+            <w:tcW w:type="dxa" w:w="2160"/>
+          </w:tcPr>
+          <w:p>
+            <w:r>
+              <w:t>Monitored</w:t>
+            </w:r>
+          </w:p>
+        </w:tc>
+      </w:tr>
+      <w:tr>
+        <w:tc>
+          <w:tcPr>
+            <w:tcW w:type="dxa" w:w="2160"/>
+          </w:tcPr>
+          <w:p>
+            <w:r>
+              <w:t>Sec-6</w:t>
+            </w:r>
+          </w:p>
+        </w:tc>
+        <w:tc>
+          <w:tcPr>
+            <w:tcW w:type="dxa" w:w="2160"/>
+          </w:tcPr>
+          <w:p>
+            <w:r>
+              <w:t>Priya Natarajan</w:t>
+            </w:r>
+          </w:p>
+        </w:tc>
+        <w:tc>
+          <w:tcPr>
+            <w:tcW w:type="dxa" w:w="2160"/>
+          </w:tcPr>
+          <w:p>
+            <w:r>
+              <w:t>10 business days</w:t>
+            </w:r>
+          </w:p>
+        </w:tc>
+        <w:tc>
+          <w:tcPr>
+            <w:tcW w:type="dxa" w:w="2160"/>
+          </w:tcPr>
+          <w:p>
+            <w:r>
+              <w:t>Stage 6 Verified</w:t>
+            </w:r>
+          </w:p>
+        </w:tc>
+      </w:tr>
+    </w:tbl>
+    <w:p>
+      <w:r>
+        <w:drawing>
+          <wp:inline xmlns:a="http://schemas.openxmlformats.org/drawingml/2006/main" xmlns:pic="http://schemas.openxmlformats.org/drawingml/2006/picture">
+            <wp:extent cx="5303520" cy="1744579"/>
+            <wp:docPr id="3" name="Picture 3"/>
+            <wp:cNvGraphicFramePr>
+              <a:graphicFrameLocks noChangeAspect="1"/>
+            </wp:cNvGraphicFramePr>
+            <a:graphic>
+              <a:graphicData uri="http://schemas.openxmlformats.org/drawingml/2006/picture">
+                <pic:pic>
+                  <pic:nvPicPr>
+                    <pic:cNvPr id="0" name="image.png"/>
+                    <pic:cNvPicPr/>
+                  </pic:nvPicPr>
+                  <pic:blipFill>
+                    <a:blip r:embed="rId9"/>
+                    <a:stretch>
+                      <a:fillRect/>
+                    </a:stretch>
+                  </pic:blipFill>
+                  <pic:spPr>
+                    <a:xfrm>
+                      <a:off x="0" y="0"/>
+                      <a:ext cx="5303520" cy="1744579"/>
+                    </a:xfrm>
+                    <a:prstGeom prst="rect"/>
+                  </pic:spPr>
+                </pic:pic>
+              </a:graphicData>
+            </a:graphic>
+          </wp:inline>
+        </w:drawing>
+      </w:r>
+    </w:p>
+    <w:p>
+      <w:r>
+        <w:rPr>
+          <w:color w:val="808080"/>
+          <w:sz w:val="16"/>
+        </w:rPr>
+        <w:t>Page 6 of 12 | HR Knowledge Hub | Recruiting and Onboarding | SharePoint Online</w:t>
+      </w:r>
+    </w:p>
+    <w:p>
+      <w:r>
+        <w:br w:type="page"/>
+      </w:r>
+    </w:p>
+    <w:p>
+      <w:pPr>
+        <w:pStyle w:val="Heading1"/>
+      </w:pPr>
+      <w:r>
+        <w:t>Section 7: Risk Register &amp; Mitigations</w:t>
+      </w:r>
+    </w:p>
+    <w:p>
+      <w:r>
+        <w:t>Walks hiring managers through building a scorecard, running a structured interview loop, and submitting calibrated feedback. Section 7 (Risk Register &amp; Mitigations) applies to Recruiting and Onboarding within HR Knowledge Hub and is maintained by Priya Natarajan. Catalogs operational, compliance, and delivery risks alongside preventive mitigations.</w:t>
+      </w:r>
+    </w:p>
+    <w:p>
+      <w:r>
+        <w:t>Operational requirement 7.1: Debriefs are led by the recruiter and require a clear hire/no-hire recommendation. Secondary control 7.2: Panels avoid duplicate competency coverage by splitting the scorecard in advance.</w:t>
+      </w:r>
+    </w:p>
+    <w:p>
+      <w:pPr>
+        <w:pStyle w:val="ListBullet"/>
+      </w:pPr>
+      <w:r>
+        <w:t>Debriefs are led by the recruiter and require a clear hire/no-hire recommendation.</w:t>
+      </w:r>
+    </w:p>
+    <w:p>
+      <w:pPr>
+        <w:pStyle w:val="ListBullet"/>
+      </w:pPr>
+      <w:r>
+        <w:t>Panels avoid duplicate competency coverage by splitting the scorecard in advance.</w:t>
+      </w:r>
+    </w:p>
+    <w:p>
+      <w:pPr>
+        <w:pStyle w:val="ListBullet"/>
+      </w:pPr>
+      <w:r>
+        <w:t>Section 7 review cadence is tracked by Priya Natarajan under Recruiting and Onboarding governance.</w:t>
+      </w:r>
+    </w:p>
+    <w:tbl>
+      <w:tblPr>
+        <w:tblStyle w:val="LightGrid-Accent1"/>
+        <w:tblW w:type="auto" w:w="0"/>
+        <w:tblLook w:firstColumn="1" w:firstRow="1" w:lastColumn="0" w:lastRow="0" w:noHBand="0" w:noVBand="1" w:val="04A0"/>
+      </w:tblPr>
+      <w:tblGrid>
+        <w:gridCol w:w="2160"/>
+        <w:gridCol w:w="2160"/>
+        <w:gridCol w:w="2160"/>
+        <w:gridCol w:w="2160"/>
+      </w:tblGrid>
+      <w:tr>
+        <w:tc>
+          <w:tcPr>
+            <w:tcW w:type="dxa" w:w="2160"/>
+          </w:tcPr>
+          <w:p>
+            <w:r>
+              <w:rPr>
+                <w:b/>
+              </w:rPr>
+              <w:t>Control Area</w:t>
+            </w:r>
+          </w:p>
+        </w:tc>
+        <w:tc>
+          <w:tcPr>
+            <w:tcW w:type="dxa" w:w="2160"/>
+          </w:tcPr>
+          <w:p>
+            <w:r>
+              <w:rPr>
+                <w:b/>
+              </w:rPr>
+              <w:t>Owner</w:t>
+            </w:r>
+          </w:p>
+        </w:tc>
+        <w:tc>
+          <w:tcPr>
+            <w:tcW w:type="dxa" w:w="2160"/>
+          </w:tcPr>
+          <w:p>
+            <w:r>
+              <w:rPr>
+                <w:b/>
+              </w:rPr>
+              <w:t>Target SLA</w:t>
+            </w:r>
+          </w:p>
+        </w:tc>
+        <w:tc>
+          <w:tcPr>
+            <w:tcW w:type="dxa" w:w="2160"/>
+          </w:tcPr>
+          <w:p>
+            <w:r>
+              <w:rPr>
+                <w:b/>
+              </w:rPr>
+              <w:t>Verification Status</w:t>
+            </w:r>
+          </w:p>
+        </w:tc>
+      </w:tr>
+      <w:tr>
+        <w:tc>
+          <w:tcPr>
+            <w:tcW w:type="dxa" w:w="2160"/>
+          </w:tcPr>
+          <w:p>
+            <w:r>
+              <w:t>Recruiting and Onboarding</w:t>
+            </w:r>
+          </w:p>
+        </w:tc>
+        <w:tc>
+          <w:tcPr>
+            <w:tcW w:type="dxa" w:w="2160"/>
+          </w:tcPr>
+          <w:p>
+            <w:r>
+              <w:t>Priya Natarajan</w:t>
+            </w:r>
+          </w:p>
+        </w:tc>
+        <w:tc>
+          <w:tcPr>
+            <w:tcW w:type="dxa" w:w="2160"/>
+          </w:tcPr>
+          <w:p>
+            <w:r>
+              <w:t>5 business days</w:t>
+            </w:r>
+          </w:p>
+        </w:tc>
+        <w:tc>
+          <w:tcPr>
+            <w:tcW w:type="dxa" w:w="2160"/>
+          </w:tcPr>
+          <w:p>
+            <w:r>
+              <w:t>Verified</w:t>
+            </w:r>
+          </w:p>
+        </w:tc>
+      </w:tr>
+      <w:tr>
+        <w:tc>
+          <w:tcPr>
+            <w:tcW w:type="dxa" w:w="2160"/>
+          </w:tcPr>
+          <w:p>
+            <w:r>
+              <w:t>Manager's Guide to Structure Gate 1</w:t>
+            </w:r>
+          </w:p>
+        </w:tc>
+        <w:tc>
+          <w:tcPr>
+            <w:tcW w:type="dxa" w:w="2160"/>
+          </w:tcPr>
+          <w:p>
+            <w:r>
+              <w:t>Priya Natarajan</w:t>
+            </w:r>
+          </w:p>
+        </w:tc>
+        <w:tc>
+          <w:tcPr>
+            <w:tcW w:type="dxa" w:w="2160"/>
+          </w:tcPr>
+          <w:p>
+            <w:r>
+              <w:t>3 business days</w:t>
+            </w:r>
+          </w:p>
+        </w:tc>
+        <w:tc>
+          <w:tcPr>
+            <w:tcW w:type="dxa" w:w="2160"/>
+          </w:tcPr>
+          <w:p>
+            <w:r>
+              <w:t>Active</w:t>
+            </w:r>
+          </w:p>
+        </w:tc>
+      </w:tr>
+      <w:tr>
+        <w:tc>
+          <w:tcPr>
+            <w:tcW w:type="dxa" w:w="2160"/>
+          </w:tcPr>
+          <w:p>
+            <w:r>
+              <w:t>Manager's Guide to Structure Gate 2</w:t>
+            </w:r>
+          </w:p>
+        </w:tc>
+        <w:tc>
+          <w:tcPr>
+            <w:tcW w:type="dxa" w:w="2160"/>
+          </w:tcPr>
+          <w:p>
+            <w:r>
+              <w:t>Priya Natarajan</w:t>
+            </w:r>
+          </w:p>
+        </w:tc>
+        <w:tc>
+          <w:tcPr>
+            <w:tcW w:type="dxa" w:w="2160"/>
+          </w:tcPr>
+          <w:p>
+            <w:r>
+              <w:t>10 business days</w:t>
+            </w:r>
+          </w:p>
+        </w:tc>
+        <w:tc>
+          <w:tcPr>
+            <w:tcW w:type="dxa" w:w="2160"/>
+          </w:tcPr>
+          <w:p>
+            <w:r>
+              <w:t>Monitored</w:t>
+            </w:r>
+          </w:p>
+        </w:tc>
+      </w:tr>
+      <w:tr>
+        <w:tc>
+          <w:tcPr>
+            <w:tcW w:type="dxa" w:w="2160"/>
+          </w:tcPr>
+          <w:p>
+            <w:r>
+              <w:t>Sec-7</w:t>
+            </w:r>
+          </w:p>
+        </w:tc>
+        <w:tc>
+          <w:tcPr>
+            <w:tcW w:type="dxa" w:w="2160"/>
+          </w:tcPr>
+          <w:p>
+            <w:r>
+              <w:t>Priya Natarajan</w:t>
+            </w:r>
+          </w:p>
+        </w:tc>
+        <w:tc>
+          <w:tcPr>
+            <w:tcW w:type="dxa" w:w="2160"/>
+          </w:tcPr>
+          <w:p>
+            <w:r>
+              <w:t>5 business days</w:t>
+            </w:r>
+          </w:p>
+        </w:tc>
+        <w:tc>
+          <w:tcPr>
+            <w:tcW w:type="dxa" w:w="2160"/>
+          </w:tcPr>
+          <w:p>
+            <w:r>
+              <w:t>Stage 7 Verified</w:t>
+            </w:r>
+          </w:p>
+        </w:tc>
+      </w:tr>
+    </w:tbl>
+    <w:p>
+      <w:r>
+        <w:rPr>
+          <w:color w:val="808080"/>
+          <w:sz w:val="16"/>
+        </w:rPr>
+        <w:t>Page 7 of 12 | HR Knowledge Hub | Recruiting and Onboarding | SharePoint Online</w:t>
+      </w:r>
+    </w:p>
+    <w:p>
+      <w:r>
+        <w:br w:type="page"/>
+      </w:r>
+    </w:p>
+    <w:p>
+      <w:pPr>
+        <w:pStyle w:val="Heading1"/>
+      </w:pPr>
+      <w:r>
+        <w:t>Section 8: Quality Assurance &amp; Audits</w:t>
+      </w:r>
+    </w:p>
+    <w:p>
+      <w:r>
+        <w:t>Walks hiring managers through building a scorecard, running a structured interview loop, and submitting calibrated feedback. Section 8 (Quality Assurance &amp; Audits) applies to Recruiting and Onboarding within HR Knowledge Hub and is maintained by Priya Natarajan. Specifies sampling frequencies, inspection tolerances, and nonconformance workflows.</w:t>
+      </w:r>
+    </w:p>
+    <w:p>
+      <w:r>
+        <w:t>Operational requirement 8.1: Panels avoid duplicate competency coverage by splitting the scorecard in advance. Secondary control 8.2: Every loop uses a shared scorecard with 4-5 competencies agreed before scheduling.</w:t>
+      </w:r>
+    </w:p>
+    <w:p>
+      <w:pPr>
+        <w:pStyle w:val="ListBullet"/>
+      </w:pPr>
+      <w:r>
+        <w:t>Panels avoid duplicate competency coverage by splitting the scorecard in advance.</w:t>
+      </w:r>
+    </w:p>
+    <w:p>
+      <w:pPr>
+        <w:pStyle w:val="ListBullet"/>
+      </w:pPr>
+      <w:r>
+        <w:t>Every loop uses a shared scorecard with 4-5 competencies agreed before scheduling.</w:t>
+      </w:r>
+    </w:p>
+    <w:p>
+      <w:pPr>
+        <w:pStyle w:val="ListBullet"/>
+      </w:pPr>
+      <w:r>
+        <w:t>Section 8 review cadence is tracked by Priya Natarajan under Recruiting and Onboarding governance.</w:t>
+      </w:r>
+    </w:p>
+    <w:tbl>
+      <w:tblPr>
+        <w:tblStyle w:val="LightGrid-Accent1"/>
+        <w:tblW w:type="auto" w:w="0"/>
+        <w:tblLook w:firstColumn="1" w:firstRow="1" w:lastColumn="0" w:lastRow="0" w:noHBand="0" w:noVBand="1" w:val="04A0"/>
+      </w:tblPr>
+      <w:tblGrid>
+        <w:gridCol w:w="2160"/>
+        <w:gridCol w:w="2160"/>
+        <w:gridCol w:w="2160"/>
+        <w:gridCol w:w="2160"/>
+      </w:tblGrid>
+      <w:tr>
+        <w:tc>
+          <w:tcPr>
+            <w:tcW w:type="dxa" w:w="2160"/>
+          </w:tcPr>
+          <w:p>
+            <w:r>
+              <w:rPr>
+                <w:b/>
+              </w:rPr>
+              <w:t>Control Area</w:t>
+            </w:r>
+          </w:p>
+        </w:tc>
+        <w:tc>
+          <w:tcPr>
+            <w:tcW w:type="dxa" w:w="2160"/>
+          </w:tcPr>
+          <w:p>
+            <w:r>
+              <w:rPr>
+                <w:b/>
+              </w:rPr>
+              <w:t>Owner</w:t>
+            </w:r>
+          </w:p>
+        </w:tc>
+        <w:tc>
+          <w:tcPr>
+            <w:tcW w:type="dxa" w:w="2160"/>
+          </w:tcPr>
+          <w:p>
+            <w:r>
+              <w:rPr>
+                <w:b/>
+              </w:rPr>
+              <w:t>Target SLA</w:t>
+            </w:r>
+          </w:p>
+        </w:tc>
+        <w:tc>
+          <w:tcPr>
+            <w:tcW w:type="dxa" w:w="2160"/>
+          </w:tcPr>
+          <w:p>
+            <w:r>
+              <w:rPr>
+                <w:b/>
+              </w:rPr>
+              <w:t>Verification Status</w:t>
+            </w:r>
+          </w:p>
+        </w:tc>
+      </w:tr>
+      <w:tr>
+        <w:tc>
+          <w:tcPr>
+            <w:tcW w:type="dxa" w:w="2160"/>
+          </w:tcPr>
+          <w:p>
+            <w:r>
+              <w:t>Recruiting and Onboarding</w:t>
+            </w:r>
+          </w:p>
+        </w:tc>
+        <w:tc>
+          <w:tcPr>
+            <w:tcW w:type="dxa" w:w="2160"/>
+          </w:tcPr>
+          <w:p>
+            <w:r>
+              <w:t>Priya Natarajan</w:t>
+            </w:r>
+          </w:p>
+        </w:tc>
+        <w:tc>
+          <w:tcPr>
+            <w:tcW w:type="dxa" w:w="2160"/>
+          </w:tcPr>
+          <w:p>
+            <w:r>
+              <w:t>5 business days</w:t>
+            </w:r>
+          </w:p>
+        </w:tc>
+        <w:tc>
+          <w:tcPr>
+            <w:tcW w:type="dxa" w:w="2160"/>
+          </w:tcPr>
+          <w:p>
+            <w:r>
+              <w:t>Verified</w:t>
+            </w:r>
+          </w:p>
+        </w:tc>
+      </w:tr>
+      <w:tr>
+        <w:tc>
+          <w:tcPr>
+            <w:tcW w:type="dxa" w:w="2160"/>
+          </w:tcPr>
+          <w:p>
+            <w:r>
+              <w:t>Manager's Guide to Structure Gate 1</w:t>
+            </w:r>
+          </w:p>
+        </w:tc>
+        <w:tc>
+          <w:tcPr>
+            <w:tcW w:type="dxa" w:w="2160"/>
+          </w:tcPr>
+          <w:p>
+            <w:r>
+              <w:t>Priya Natarajan</w:t>
+            </w:r>
+          </w:p>
+        </w:tc>
+        <w:tc>
+          <w:tcPr>
+            <w:tcW w:type="dxa" w:w="2160"/>
+          </w:tcPr>
+          <w:p>
+            <w:r>
+              <w:t>3 business days</w:t>
+            </w:r>
+          </w:p>
+        </w:tc>
+        <w:tc>
+          <w:tcPr>
+            <w:tcW w:type="dxa" w:w="2160"/>
+          </w:tcPr>
+          <w:p>
+            <w:r>
+              <w:t>Active</w:t>
+            </w:r>
+          </w:p>
+        </w:tc>
+      </w:tr>
+      <w:tr>
+        <w:tc>
+          <w:tcPr>
+            <w:tcW w:type="dxa" w:w="2160"/>
+          </w:tcPr>
+          <w:p>
+            <w:r>
+              <w:t>Manager's Guide to Structure Gate 2</w:t>
+            </w:r>
+          </w:p>
+        </w:tc>
+        <w:tc>
+          <w:tcPr>
+            <w:tcW w:type="dxa" w:w="2160"/>
+          </w:tcPr>
+          <w:p>
+            <w:r>
+              <w:t>Priya Natarajan</w:t>
+            </w:r>
+          </w:p>
+        </w:tc>
+        <w:tc>
+          <w:tcPr>
+            <w:tcW w:type="dxa" w:w="2160"/>
+          </w:tcPr>
+          <w:p>
+            <w:r>
+              <w:t>10 business days</w:t>
+            </w:r>
+          </w:p>
+        </w:tc>
+        <w:tc>
+          <w:tcPr>
+            <w:tcW w:type="dxa" w:w="2160"/>
+          </w:tcPr>
+          <w:p>
+            <w:r>
+              <w:t>Monitored</w:t>
+            </w:r>
+          </w:p>
+        </w:tc>
+      </w:tr>
+      <w:tr>
+        <w:tc>
+          <w:tcPr>
+            <w:tcW w:type="dxa" w:w="2160"/>
+          </w:tcPr>
+          <w:p>
+            <w:r>
+              <w:t>Sec-8</w:t>
+            </w:r>
+          </w:p>
+        </w:tc>
+        <w:tc>
+          <w:tcPr>
+            <w:tcW w:type="dxa" w:w="2160"/>
+          </w:tcPr>
+          <w:p>
+            <w:r>
+              <w:t>Priya Natarajan</w:t>
+            </w:r>
+          </w:p>
+        </w:tc>
+        <w:tc>
+          <w:tcPr>
+            <w:tcW w:type="dxa" w:w="2160"/>
+          </w:tcPr>
+          <w:p>
+            <w:r>
+              <w:t>3 business days</w:t>
+            </w:r>
+          </w:p>
+        </w:tc>
+        <w:tc>
+          <w:tcPr>
+            <w:tcW w:type="dxa" w:w="2160"/>
+          </w:tcPr>
+          <w:p>
+            <w:r>
+              <w:t>Stage 8 Verified</w:t>
+            </w:r>
+          </w:p>
+        </w:tc>
+      </w:tr>
+    </w:tbl>
+    <w:p>
+      <w:r>
+        <w:drawing>
+          <wp:inline xmlns:a="http://schemas.openxmlformats.org/drawingml/2006/main" xmlns:pic="http://schemas.openxmlformats.org/drawingml/2006/picture">
+            <wp:extent cx="5303520" cy="1744579"/>
+            <wp:docPr id="4" name="Picture 4"/>
+            <wp:cNvGraphicFramePr>
+              <a:graphicFrameLocks noChangeAspect="1"/>
+            </wp:cNvGraphicFramePr>
+            <a:graphic>
+              <a:graphicData uri="http://schemas.openxmlformats.org/drawingml/2006/picture">
+                <pic:pic>
+                  <pic:nvPicPr>
+                    <pic:cNvPr id="0" name="image.png"/>
+                    <pic:cNvPicPr/>
+                  </pic:nvPicPr>
+                  <pic:blipFill>
+                    <a:blip r:embed="rId10"/>
+                    <a:stretch>
+                      <a:fillRect/>
+                    </a:stretch>
+                  </pic:blipFill>
+                  <pic:spPr>
+                    <a:xfrm>
+                      <a:off x="0" y="0"/>
+                      <a:ext cx="5303520" cy="1744579"/>
+                    </a:xfrm>
+                    <a:prstGeom prst="rect"/>
+                  </pic:spPr>
+                </pic:pic>
+              </a:graphicData>
+            </a:graphic>
+          </wp:inline>
+        </w:drawing>
+      </w:r>
+    </w:p>
+    <w:p>
+      <w:r>
+        <w:rPr>
+          <w:color w:val="808080"/>
+          <w:sz w:val="16"/>
+        </w:rPr>
+        <w:t>Page 8 of 12 | HR Knowledge Hub | Recruiting and Onboarding | SharePoint Online</w:t>
+      </w:r>
+    </w:p>
+    <w:p>
+      <w:r>
+        <w:br w:type="page"/>
+      </w:r>
+    </w:p>
+    <w:p>
+      <w:pPr>
+        <w:pStyle w:val="Heading1"/>
+      </w:pPr>
+      <w:r>
+        <w:t>Section 9: Exception Handling &amp; Escalations</w:t>
+      </w:r>
+    </w:p>
+    <w:p>
+      <w:r>
+        <w:t>Walks hiring managers through building a scorecard, running a structured interview loop, and submitting calibrated feedback. Section 9 (Exception Handling &amp; Escalations) applies to Recruiting and Onboarding within HR Knowledge Hub and is maintained by Priya Natarajan. Outlines severity tiers, response SLAs, and cross-functional escalation paths.</w:t>
+      </w:r>
+    </w:p>
+    <w:p>
+      <w:r>
+        <w:t>Operational requirement 9.1: Every loop uses a shared scorecard with 4-5 competencies agreed before scheduling. Secondary control 9.2: Interviewers submit written feedback within 24 hours of the interview.</w:t>
+      </w:r>
+    </w:p>
+    <w:p>
+      <w:pPr>
+        <w:pStyle w:val="ListBullet"/>
+      </w:pPr>
+      <w:r>
+        <w:t>Every loop uses a shared scorecard with 4-5 competencies agreed before scheduling.</w:t>
+      </w:r>
+    </w:p>
+    <w:p>
+      <w:pPr>
+        <w:pStyle w:val="ListBullet"/>
+      </w:pPr>
+      <w:r>
+        <w:t>Interviewers submit written feedback within 24 hours of the interview.</w:t>
+      </w:r>
+    </w:p>
+    <w:p>
+      <w:pPr>
+        <w:pStyle w:val="ListBullet"/>
+      </w:pPr>
+      <w:r>
+        <w:t>Section 9 review cadence is tracked by Priya Natarajan under Recruiting and Onboarding governance.</w:t>
+      </w:r>
+    </w:p>
+    <w:tbl>
+      <w:tblPr>
+        <w:tblStyle w:val="LightGrid-Accent1"/>
+        <w:tblW w:type="auto" w:w="0"/>
+        <w:tblLook w:firstColumn="1" w:firstRow="1" w:lastColumn="0" w:lastRow="0" w:noHBand="0" w:noVBand="1" w:val="04A0"/>
+      </w:tblPr>
+      <w:tblGrid>
+        <w:gridCol w:w="2160"/>
+        <w:gridCol w:w="2160"/>
+        <w:gridCol w:w="2160"/>
+        <w:gridCol w:w="2160"/>
+      </w:tblGrid>
+      <w:tr>
+        <w:tc>
+          <w:tcPr>
+            <w:tcW w:type="dxa" w:w="2160"/>
+          </w:tcPr>
+          <w:p>
+            <w:r>
+              <w:rPr>
+                <w:b/>
+              </w:rPr>
+              <w:t>Control Area</w:t>
+            </w:r>
+          </w:p>
+        </w:tc>
+        <w:tc>
+          <w:tcPr>
+            <w:tcW w:type="dxa" w:w="2160"/>
+          </w:tcPr>
+          <w:p>
+            <w:r>
+              <w:rPr>
+                <w:b/>
+              </w:rPr>
+              <w:t>Owner</w:t>
+            </w:r>
+          </w:p>
+        </w:tc>
+        <w:tc>
+          <w:tcPr>
+            <w:tcW w:type="dxa" w:w="2160"/>
+          </w:tcPr>
+          <w:p>
+            <w:r>
+              <w:rPr>
+                <w:b/>
+              </w:rPr>
+              <w:t>Target SLA</w:t>
+            </w:r>
+          </w:p>
+        </w:tc>
+        <w:tc>
+          <w:tcPr>
+            <w:tcW w:type="dxa" w:w="2160"/>
+          </w:tcPr>
+          <w:p>
+            <w:r>
+              <w:rPr>
+                <w:b/>
+              </w:rPr>
+              <w:t>Verification Status</w:t>
+            </w:r>
+          </w:p>
+        </w:tc>
+      </w:tr>
+      <w:tr>
+        <w:tc>
+          <w:tcPr>
+            <w:tcW w:type="dxa" w:w="2160"/>
+          </w:tcPr>
+          <w:p>
+            <w:r>
+              <w:t>Recruiting and Onboarding</w:t>
+            </w:r>
+          </w:p>
+        </w:tc>
+        <w:tc>
+          <w:tcPr>
+            <w:tcW w:type="dxa" w:w="2160"/>
+          </w:tcPr>
+          <w:p>
+            <w:r>
+              <w:t>Priya Natarajan</w:t>
+            </w:r>
+          </w:p>
+        </w:tc>
+        <w:tc>
+          <w:tcPr>
+            <w:tcW w:type="dxa" w:w="2160"/>
+          </w:tcPr>
+          <w:p>
+            <w:r>
+              <w:t>5 business days</w:t>
+            </w:r>
+          </w:p>
+        </w:tc>
+        <w:tc>
+          <w:tcPr>
+            <w:tcW w:type="dxa" w:w="2160"/>
+          </w:tcPr>
+          <w:p>
+            <w:r>
+              <w:t>Verified</w:t>
+            </w:r>
+          </w:p>
+        </w:tc>
+      </w:tr>
+      <w:tr>
+        <w:tc>
+          <w:tcPr>
+            <w:tcW w:type="dxa" w:w="2160"/>
+          </w:tcPr>
+          <w:p>
+            <w:r>
+              <w:t>Manager's Guide to Structure Gate 1</w:t>
+            </w:r>
+          </w:p>
+        </w:tc>
+        <w:tc>
+          <w:tcPr>
+            <w:tcW w:type="dxa" w:w="2160"/>
+          </w:tcPr>
+          <w:p>
+            <w:r>
+              <w:t>Priya Natarajan</w:t>
+            </w:r>
+          </w:p>
+        </w:tc>
+        <w:tc>
+          <w:tcPr>
+            <w:tcW w:type="dxa" w:w="2160"/>
+          </w:tcPr>
+          <w:p>
+            <w:r>
+              <w:t>3 business days</w:t>
+            </w:r>
+          </w:p>
+        </w:tc>
+        <w:tc>
+          <w:tcPr>
+            <w:tcW w:type="dxa" w:w="2160"/>
+          </w:tcPr>
+          <w:p>
+            <w:r>
+              <w:t>Active</w:t>
+            </w:r>
+          </w:p>
+        </w:tc>
+      </w:tr>
+      <w:tr>
+        <w:tc>
+          <w:tcPr>
+            <w:tcW w:type="dxa" w:w="2160"/>
+          </w:tcPr>
+          <w:p>
+            <w:r>
+              <w:t>Manager's Guide to Structure Gate 2</w:t>
+            </w:r>
+          </w:p>
+        </w:tc>
+        <w:tc>
+          <w:tcPr>
+            <w:tcW w:type="dxa" w:w="2160"/>
+          </w:tcPr>
+          <w:p>
+            <w:r>
+              <w:t>Priya Natarajan</w:t>
+            </w:r>
+          </w:p>
+        </w:tc>
+        <w:tc>
+          <w:tcPr>
+            <w:tcW w:type="dxa" w:w="2160"/>
+          </w:tcPr>
+          <w:p>
+            <w:r>
+              <w:t>10 business days</w:t>
+            </w:r>
+          </w:p>
+        </w:tc>
+        <w:tc>
+          <w:tcPr>
+            <w:tcW w:type="dxa" w:w="2160"/>
+          </w:tcPr>
+          <w:p>
+            <w:r>
+              <w:t>Monitored</w:t>
+            </w:r>
+          </w:p>
+        </w:tc>
+      </w:tr>
+      <w:tr>
+        <w:tc>
+          <w:tcPr>
+            <w:tcW w:type="dxa" w:w="2160"/>
+          </w:tcPr>
+          <w:p>
+            <w:r>
+              <w:t>Sec-9</w:t>
+            </w:r>
+          </w:p>
+        </w:tc>
+        <w:tc>
+          <w:tcPr>
+            <w:tcW w:type="dxa" w:w="2160"/>
+          </w:tcPr>
+          <w:p>
+            <w:r>
+              <w:t>Priya Natarajan</w:t>
+            </w:r>
+          </w:p>
+        </w:tc>
+        <w:tc>
+          <w:tcPr>
+            <w:tcW w:type="dxa" w:w="2160"/>
+          </w:tcPr>
+          <w:p>
+            <w:r>
+              <w:t>10 business days</w:t>
+            </w:r>
+          </w:p>
+        </w:tc>
+        <w:tc>
+          <w:tcPr>
+            <w:tcW w:type="dxa" w:w="2160"/>
+          </w:tcPr>
+          <w:p>
+            <w:r>
+              <w:t>Stage 9 Verified</w:t>
+            </w:r>
+          </w:p>
+        </w:tc>
+      </w:tr>
+    </w:tbl>
+    <w:p>
+      <w:r>
+        <w:drawing>
+          <wp:inline xmlns:a="http://schemas.openxmlformats.org/drawingml/2006/main" xmlns:pic="http://schemas.openxmlformats.org/drawingml/2006/picture">
+            <wp:extent cx="5303520" cy="1744579"/>
+            <wp:docPr id="5" name="Picture 5"/>
+            <wp:cNvGraphicFramePr>
+              <a:graphicFrameLocks noChangeAspect="1"/>
+            </wp:cNvGraphicFramePr>
+            <a:graphic>
+              <a:graphicData uri="http://schemas.openxmlformats.org/drawingml/2006/picture">
+                <pic:pic>
+                  <pic:nvPicPr>
+                    <pic:cNvPr id="0" name="image.png"/>
+                    <pic:cNvPicPr/>
+                  </pic:nvPicPr>
+                  <pic:blipFill>
+                    <a:blip r:embed="rId9"/>
+                    <a:stretch>
+                      <a:fillRect/>
+                    </a:stretch>
+                  </pic:blipFill>
+                  <pic:spPr>
+                    <a:xfrm>
+                      <a:off x="0" y="0"/>
+                      <a:ext cx="5303520" cy="1744579"/>
+                    </a:xfrm>
+                    <a:prstGeom prst="rect"/>
+                  </pic:spPr>
+                </pic:pic>
+              </a:graphicData>
+            </a:graphic>
+          </wp:inline>
+        </w:drawing>
+      </w:r>
+    </w:p>
+    <w:p>
+      <w:r>
+        <w:rPr>
+          <w:color w:val="808080"/>
+          <w:sz w:val="16"/>
+        </w:rPr>
+        <w:t>Page 9 of 12 | HR Knowledge Hub | Recruiting and Onboarding | SharePoint Online</w:t>
+      </w:r>
+    </w:p>
+    <w:p>
+      <w:r>
+        <w:br w:type="page"/>
+      </w:r>
+    </w:p>
+    <w:p>
+      <w:pPr>
+        <w:pStyle w:val="Heading1"/>
+      </w:pPr>
+      <w:r>
+        <w:t>Section 10: Cross-Functional Dependencies</w:t>
+      </w:r>
+    </w:p>
+    <w:p>
+      <w:r>
+        <w:t>Walks hiring managers through building a scorecard, running a structured interview loop, and submitting calibrated feedback. Section 10 (Cross-Functional Dependencies) applies to Recruiting and Onboarding within HR Knowledge Hub and is maintained by Priya Natarajan. Documents upstream and downstream team dependencies and service-level commitments.</w:t>
+      </w:r>
+    </w:p>
+    <w:p>
+      <w:r>
+        <w:t>Operational requirement 10.1: Interviewers submit written feedback within 24 hours of the interview. Secondary control 10.2: Debriefs are led by the recruiter and require a clear hire/no-hire recommendation.</w:t>
+      </w:r>
+    </w:p>
+    <w:p>
+      <w:pPr>
+        <w:pStyle w:val="ListBullet"/>
+      </w:pPr>
+      <w:r>
+        <w:t>Interviewers submit written feedback within 24 hours of the interview.</w:t>
+      </w:r>
+    </w:p>
+    <w:p>
+      <w:pPr>
+        <w:pStyle w:val="ListBullet"/>
+      </w:pPr>
+      <w:r>
+        <w:t>Debriefs are led by the recruiter and require a clear hire/no-hire recommendation.</w:t>
+      </w:r>
+    </w:p>
+    <w:p>
+      <w:pPr>
+        <w:pStyle w:val="ListBullet"/>
+      </w:pPr>
+      <w:r>
+        <w:t>Section 10 review cadence is tracked by Priya Natarajan under Recruiting and Onboarding governance.</w:t>
+      </w:r>
+    </w:p>
+    <w:tbl>
+      <w:tblPr>
+        <w:tblStyle w:val="LightGrid-Accent1"/>
+        <w:tblW w:type="auto" w:w="0"/>
+        <w:tblLook w:firstColumn="1" w:firstRow="1" w:lastColumn="0" w:lastRow="0" w:noHBand="0" w:noVBand="1" w:val="04A0"/>
+      </w:tblPr>
+      <w:tblGrid>
+        <w:gridCol w:w="2160"/>
+        <w:gridCol w:w="2160"/>
+        <w:gridCol w:w="2160"/>
+        <w:gridCol w:w="2160"/>
+      </w:tblGrid>
+      <w:tr>
+        <w:tc>
+          <w:tcPr>
+            <w:tcW w:type="dxa" w:w="2160"/>
+          </w:tcPr>
+          <w:p>
+            <w:r>
+              <w:rPr>
+                <w:b/>
+              </w:rPr>
+              <w:t>Control Area</w:t>
+            </w:r>
+          </w:p>
+        </w:tc>
+        <w:tc>
+          <w:tcPr>
+            <w:tcW w:type="dxa" w:w="2160"/>
+          </w:tcPr>
+          <w:p>
+            <w:r>
+              <w:rPr>
+                <w:b/>
+              </w:rPr>
+              <w:t>Owner</w:t>
+            </w:r>
+          </w:p>
+        </w:tc>
+        <w:tc>
+          <w:tcPr>
+            <w:tcW w:type="dxa" w:w="2160"/>
+          </w:tcPr>
+          <w:p>
+            <w:r>
+              <w:rPr>
+                <w:b/>
+              </w:rPr>
+              <w:t>Target SLA</w:t>
+            </w:r>
+          </w:p>
+        </w:tc>
+        <w:tc>
+          <w:tcPr>
+            <w:tcW w:type="dxa" w:w="2160"/>
+          </w:tcPr>
+          <w:p>
+            <w:r>
+              <w:rPr>
+                <w:b/>
+              </w:rPr>
+              <w:t>Verification Status</w:t>
+            </w:r>
+          </w:p>
+        </w:tc>
+      </w:tr>
+      <w:tr>
+        <w:tc>
+          <w:tcPr>
+            <w:tcW w:type="dxa" w:w="2160"/>
+          </w:tcPr>
+          <w:p>
+            <w:r>
+              <w:t>Recruiting and Onboarding</w:t>
+            </w:r>
+          </w:p>
+        </w:tc>
+        <w:tc>
+          <w:tcPr>
+            <w:tcW w:type="dxa" w:w="2160"/>
+          </w:tcPr>
+          <w:p>
+            <w:r>
+              <w:t>Priya Natarajan</w:t>
+            </w:r>
+          </w:p>
+        </w:tc>
+        <w:tc>
+          <w:tcPr>
+            <w:tcW w:type="dxa" w:w="2160"/>
+          </w:tcPr>
+          <w:p>
+            <w:r>
+              <w:t>5 business days</w:t>
+            </w:r>
+          </w:p>
+        </w:tc>
+        <w:tc>
+          <w:tcPr>
+            <w:tcW w:type="dxa" w:w="2160"/>
+          </w:tcPr>
+          <w:p>
+            <w:r>
+              <w:t>Verified</w:t>
+            </w:r>
+          </w:p>
+        </w:tc>
+      </w:tr>
+      <w:tr>
+        <w:tc>
+          <w:tcPr>
+            <w:tcW w:type="dxa" w:w="2160"/>
+          </w:tcPr>
+          <w:p>
+            <w:r>
+              <w:t>Manager's Guide to Structure Gate 1</w:t>
+            </w:r>
+          </w:p>
+        </w:tc>
+        <w:tc>
+          <w:tcPr>
+            <w:tcW w:type="dxa" w:w="2160"/>
+          </w:tcPr>
+          <w:p>
+            <w:r>
+              <w:t>Priya Natarajan</w:t>
+            </w:r>
+          </w:p>
+        </w:tc>
+        <w:tc>
+          <w:tcPr>
+            <w:tcW w:type="dxa" w:w="2160"/>
+          </w:tcPr>
+          <w:p>
+            <w:r>
+              <w:t>3 business days</w:t>
+            </w:r>
+          </w:p>
+        </w:tc>
+        <w:tc>
+          <w:tcPr>
+            <w:tcW w:type="dxa" w:w="2160"/>
+          </w:tcPr>
+          <w:p>
+            <w:r>
+              <w:t>Active</w:t>
+            </w:r>
+          </w:p>
+        </w:tc>
+      </w:tr>
+      <w:tr>
+        <w:tc>
+          <w:tcPr>
+            <w:tcW w:type="dxa" w:w="2160"/>
+          </w:tcPr>
+          <w:p>
+            <w:r>
+              <w:t>Manager's Guide to Structure Gate 2</w:t>
+            </w:r>
+          </w:p>
+        </w:tc>
+        <w:tc>
+          <w:tcPr>
+            <w:tcW w:type="dxa" w:w="2160"/>
+          </w:tcPr>
+          <w:p>
+            <w:r>
+              <w:t>Priya Natarajan</w:t>
+            </w:r>
+          </w:p>
+        </w:tc>
+        <w:tc>
+          <w:tcPr>
+            <w:tcW w:type="dxa" w:w="2160"/>
+          </w:tcPr>
+          <w:p>
+            <w:r>
+              <w:t>10 business days</w:t>
+            </w:r>
+          </w:p>
+        </w:tc>
+        <w:tc>
+          <w:tcPr>
+            <w:tcW w:type="dxa" w:w="2160"/>
+          </w:tcPr>
+          <w:p>
+            <w:r>
+              <w:t>Monitored</w:t>
+            </w:r>
+          </w:p>
+        </w:tc>
+      </w:tr>
+      <w:tr>
+        <w:tc>
+          <w:tcPr>
+            <w:tcW w:type="dxa" w:w="2160"/>
+          </w:tcPr>
+          <w:p>
+            <w:r>
+              <w:t>Sec-10</w:t>
+            </w:r>
+          </w:p>
+        </w:tc>
+        <w:tc>
+          <w:tcPr>
+            <w:tcW w:type="dxa" w:w="2160"/>
+          </w:tcPr>
+          <w:p>
+            <w:r>
+              <w:t>Priya Natarajan</w:t>
+            </w:r>
+          </w:p>
+        </w:tc>
+        <w:tc>
+          <w:tcPr>
+            <w:tcW w:type="dxa" w:w="2160"/>
+          </w:tcPr>
+          <w:p>
+            <w:r>
+              <w:t>5 business days</w:t>
+            </w:r>
+          </w:p>
+        </w:tc>
+        <w:tc>
+          <w:tcPr>
+            <w:tcW w:type="dxa" w:w="2160"/>
+          </w:tcPr>
+          <w:p>
+            <w:r>
+              <w:t>Stage 10 Verified</w:t>
+            </w:r>
+          </w:p>
+        </w:tc>
+      </w:tr>
+    </w:tbl>
+    <w:p>
+      <w:r>
+        <w:rPr>
+          <w:color w:val="808080"/>
+          <w:sz w:val="16"/>
+        </w:rPr>
+        <w:t>Page 10 of 12 | HR Knowledge Hub | Recruiting and Onboarding | SharePoint Online</w:t>
+      </w:r>
+    </w:p>
+    <w:p>
+      <w:r>
+        <w:br w:type="page"/>
+      </w:r>
+    </w:p>
+    <w:p>
+      <w:pPr>
+        <w:pStyle w:val="Heading1"/>
+      </w:pPr>
+      <w:r>
+        <w:t>Section 11: Continuous Improvement Roadmap</w:t>
+      </w:r>
+    </w:p>
+    <w:p>
+      <w:r>
+        <w:t>Walks hiring managers through building a scorecard, running a structured interview loop, and submitting calibrated feedback. Section 11 (Continuous Improvement Roadmap) applies to Recruiting and Onboarding within HR Knowledge Hub and is maintained by Priya Natarajan. Schedules quarterly optimization milestones, automation targets, and capability reviews.</w:t>
+      </w:r>
+    </w:p>
+    <w:p>
+      <w:r>
+        <w:t>Operational requirement 11.1: Debriefs are led by the recruiter and require a clear hire/no-hire recommendation. Secondary control 11.2: Panels avoid duplicate competency coverage by splitting the scorecard in advance.</w:t>
+      </w:r>
+    </w:p>
+    <w:p>
+      <w:pPr>
+        <w:pStyle w:val="ListBullet"/>
+      </w:pPr>
+      <w:r>
+        <w:t>Debriefs are led by the recruiter and require a clear hire/no-hire recommendation.</w:t>
+      </w:r>
+    </w:p>
+    <w:p>
+      <w:pPr>
+        <w:pStyle w:val="ListBullet"/>
+      </w:pPr>
+      <w:r>
+        <w:t>Panels avoid duplicate competency coverage by splitting the scorecard in advance.</w:t>
+      </w:r>
+    </w:p>
+    <w:p>
+      <w:pPr>
+        <w:pStyle w:val="ListBullet"/>
+      </w:pPr>
+      <w:r>
+        <w:t>Section 11 review cadence is tracked by Priya Natarajan under Recruiting and Onboarding governance.</w:t>
+      </w:r>
+    </w:p>
+    <w:tbl>
+      <w:tblPr>
+        <w:tblStyle w:val="LightGrid-Accent1"/>
+        <w:tblW w:type="auto" w:w="0"/>
+        <w:tblLook w:firstColumn="1" w:firstRow="1" w:lastColumn="0" w:lastRow="0" w:noHBand="0" w:noVBand="1" w:val="04A0"/>
+      </w:tblPr>
+      <w:tblGrid>
+        <w:gridCol w:w="2160"/>
+        <w:gridCol w:w="2160"/>
+        <w:gridCol w:w="2160"/>
+        <w:gridCol w:w="2160"/>
+      </w:tblGrid>
+      <w:tr>
+        <w:tc>
+          <w:tcPr>
+            <w:tcW w:type="dxa" w:w="2160"/>
+          </w:tcPr>
+          <w:p>
+            <w:r>
+              <w:rPr>
+                <w:b/>
+              </w:rPr>
+              <w:t>Control Area</w:t>
+            </w:r>
+          </w:p>
+        </w:tc>
+        <w:tc>
+          <w:tcPr>
+            <w:tcW w:type="dxa" w:w="2160"/>
+          </w:tcPr>
+          <w:p>
+            <w:r>
+              <w:rPr>
+                <w:b/>
+              </w:rPr>
+              <w:t>Owner</w:t>
+            </w:r>
+          </w:p>
+        </w:tc>
+        <w:tc>
+          <w:tcPr>
+            <w:tcW w:type="dxa" w:w="2160"/>
+          </w:tcPr>
+          <w:p>
+            <w:r>
+              <w:rPr>
+                <w:b/>
+              </w:rPr>
+              <w:t>Target SLA</w:t>
+            </w:r>
+          </w:p>
+        </w:tc>
+        <w:tc>
+          <w:tcPr>
+            <w:tcW w:type="dxa" w:w="2160"/>
+          </w:tcPr>
+          <w:p>
+            <w:r>
+              <w:rPr>
+                <w:b/>
+              </w:rPr>
+              <w:t>Verification Status</w:t>
+            </w:r>
+          </w:p>
+        </w:tc>
+      </w:tr>
+      <w:tr>
+        <w:tc>
+          <w:tcPr>
+            <w:tcW w:type="dxa" w:w="2160"/>
+          </w:tcPr>
+          <w:p>
+            <w:r>
+              <w:t>Recruiting and Onboarding</w:t>
+            </w:r>
+          </w:p>
+        </w:tc>
+        <w:tc>
+          <w:tcPr>
+            <w:tcW w:type="dxa" w:w="2160"/>
+          </w:tcPr>
+          <w:p>
+            <w:r>
+              <w:t>Priya Natarajan</w:t>
+            </w:r>
+          </w:p>
+        </w:tc>
+        <w:tc>
+          <w:tcPr>
+            <w:tcW w:type="dxa" w:w="2160"/>
+          </w:tcPr>
+          <w:p>
+            <w:r>
+              <w:t>5 business days</w:t>
+            </w:r>
+          </w:p>
+        </w:tc>
+        <w:tc>
+          <w:tcPr>
+            <w:tcW w:type="dxa" w:w="2160"/>
+          </w:tcPr>
+          <w:p>
+            <w:r>
+              <w:t>Verified</w:t>
+            </w:r>
+          </w:p>
+        </w:tc>
+      </w:tr>
+      <w:tr>
+        <w:tc>
+          <w:tcPr>
+            <w:tcW w:type="dxa" w:w="2160"/>
+          </w:tcPr>
+          <w:p>
+            <w:r>
+              <w:t>Manager's Guide to Structure Gate 1</w:t>
+            </w:r>
+          </w:p>
+        </w:tc>
+        <w:tc>
+          <w:tcPr>
+            <w:tcW w:type="dxa" w:w="2160"/>
+          </w:tcPr>
+          <w:p>
+            <w:r>
+              <w:t>Priya Natarajan</w:t>
+            </w:r>
+          </w:p>
+        </w:tc>
+        <w:tc>
+          <w:tcPr>
+            <w:tcW w:type="dxa" w:w="2160"/>
+          </w:tcPr>
+          <w:p>
+            <w:r>
+              <w:t>3 business days</w:t>
+            </w:r>
+          </w:p>
+        </w:tc>
+        <w:tc>
+          <w:tcPr>
+            <w:tcW w:type="dxa" w:w="2160"/>
+          </w:tcPr>
+          <w:p>
+            <w:r>
+              <w:t>Active</w:t>
+            </w:r>
+          </w:p>
+        </w:tc>
+      </w:tr>
+      <w:tr>
+        <w:tc>
+          <w:tcPr>
+            <w:tcW w:type="dxa" w:w="2160"/>
+          </w:tcPr>
+          <w:p>
+            <w:r>
+              <w:t>Manager's Guide to Structure Gate 2</w:t>
+            </w:r>
+          </w:p>
+        </w:tc>
+        <w:tc>
+          <w:tcPr>
+            <w:tcW w:type="dxa" w:w="2160"/>
+          </w:tcPr>
+          <w:p>
+            <w:r>
+              <w:t>Priya Natarajan</w:t>
+            </w:r>
+          </w:p>
+        </w:tc>
+        <w:tc>
+          <w:tcPr>
+            <w:tcW w:type="dxa" w:w="2160"/>
+          </w:tcPr>
+          <w:p>
+            <w:r>
+              <w:t>10 business days</w:t>
+            </w:r>
+          </w:p>
+        </w:tc>
+        <w:tc>
+          <w:tcPr>
+            <w:tcW w:type="dxa" w:w="2160"/>
+          </w:tcPr>
+          <w:p>
+            <w:r>
+              <w:t>Monitored</w:t>
+            </w:r>
+          </w:p>
+        </w:tc>
+      </w:tr>
+      <w:tr>
+        <w:tc>
+          <w:tcPr>
+            <w:tcW w:type="dxa" w:w="2160"/>
+          </w:tcPr>
+          <w:p>
+            <w:r>
+              <w:t>Sec-11</w:t>
+            </w:r>
+          </w:p>
+        </w:tc>
+        <w:tc>
+          <w:tcPr>
+            <w:tcW w:type="dxa" w:w="2160"/>
+          </w:tcPr>
+          <w:p>
+            <w:r>
+              <w:t>Priya Natarajan</w:t>
+            </w:r>
+          </w:p>
+        </w:tc>
+        <w:tc>
+          <w:tcPr>
+            <w:tcW w:type="dxa" w:w="2160"/>
+          </w:tcPr>
+          <w:p>
+            <w:r>
+              <w:t>3 business days</w:t>
+            </w:r>
+          </w:p>
+        </w:tc>
+        <w:tc>
+          <w:tcPr>
+            <w:tcW w:type="dxa" w:w="2160"/>
+          </w:tcPr>
+          <w:p>
+            <w:r>
+              <w:t>Stage 11 Verified</w:t>
+            </w:r>
+          </w:p>
+        </w:tc>
+      </w:tr>
+    </w:tbl>
+    <w:p>
+      <w:r>
+        <w:drawing>
+          <wp:inline xmlns:a="http://schemas.openxmlformats.org/drawingml/2006/main" xmlns:pic="http://schemas.openxmlformats.org/drawingml/2006/picture">
+            <wp:extent cx="5303520" cy="1744579"/>
+            <wp:docPr id="6" name="Picture 6"/>
+            <wp:cNvGraphicFramePr>
+              <a:graphicFrameLocks noChangeAspect="1"/>
+            </wp:cNvGraphicFramePr>
+            <a:graphic>
+              <a:graphicData uri="http://schemas.openxmlformats.org/drawingml/2006/picture">
+                <pic:pic>
+                  <pic:nvPicPr>
+                    <pic:cNvPr id="0" name="image.png"/>
+                    <pic:cNvPicPr/>
+                  </pic:nvPicPr>
+                  <pic:blipFill>
+                    <a:blip r:embed="rId10"/>
+                    <a:stretch>
+                      <a:fillRect/>
+                    </a:stretch>
+                  </pic:blipFill>
+                  <pic:spPr>
+                    <a:xfrm>
+                      <a:off x="0" y="0"/>
+                      <a:ext cx="5303520" cy="1744579"/>
+                    </a:xfrm>
+                    <a:prstGeom prst="rect"/>
+                  </pic:spPr>
+                </pic:pic>
+              </a:graphicData>
+            </a:graphic>
+          </wp:inline>
+        </w:drawing>
+      </w:r>
+    </w:p>
+    <w:p>
+      <w:r>
+        <w:rPr>
+          <w:color w:val="808080"/>
+          <w:sz w:val="16"/>
+        </w:rPr>
+        <w:t>Page 11 of 12 | HR Knowledge Hub | Recruiting and Onboarding | SharePoint Online</w:t>
+      </w:r>
+    </w:p>
+    <w:p>
+      <w:r>
+        <w:br w:type="page"/>
+      </w:r>
+    </w:p>
+    <w:p>
+      <w:pPr>
+        <w:pStyle w:val="Heading1"/>
+      </w:pPr>
+      <w:r>
+        <w:t>Section 12: Appendix, Lineage &amp; Sign-off</w:t>
+      </w:r>
+    </w:p>
+    <w:p>
+      <w:r>
+        <w:t>Walks hiring managers through building a scorecard, running a structured interview loop, and submitting calibrated feedback. Section 12 (Appendix, Lineage &amp; Sign-off) applies to Recruiting and Onboarding within HR Knowledge Hub and is maintained by Priya Natarajan. Records document lineage, governance metadata, version history, and owner sign-off.</w:t>
+      </w:r>
+    </w:p>
+    <w:p>
+      <w:r>
+        <w:t>Operational requirement 12.1: Panels avoid duplicate competency coverage by splitting the scorecard in advance. Secondary control 12.2: Every loop uses a shared scorecard with 4-5 competencies agreed before scheduling.</w:t>
+      </w:r>
+    </w:p>
+    <w:p>
+      <w:pPr>
+        <w:pStyle w:val="ListBullet"/>
+      </w:pPr>
+      <w:r>
+        <w:t>Panels avoid duplicate competency coverage by splitting the scorecard in advance.</w:t>
+      </w:r>
+    </w:p>
+    <w:p>
+      <w:pPr>
+        <w:pStyle w:val="ListBullet"/>
+      </w:pPr>
+      <w:r>
+        <w:t>Every loop uses a shared scorecard with 4-5 competencies agreed before scheduling.</w:t>
+      </w:r>
+    </w:p>
+    <w:p>
+      <w:pPr>
+        <w:pStyle w:val="ListBullet"/>
+      </w:pPr>
+      <w:r>
+        <w:t>Section 12 review cadence is tracked by Priya Natarajan under Recruiting and Onboarding governance.</w:t>
+      </w:r>
+    </w:p>
+    <w:tbl>
+      <w:tblPr>
+        <w:tblStyle w:val="LightGrid-Accent1"/>
+        <w:tblW w:type="auto" w:w="0"/>
+        <w:tblLook w:firstColumn="1" w:firstRow="1" w:lastColumn="0" w:lastRow="0" w:noHBand="0" w:noVBand="1" w:val="04A0"/>
+      </w:tblPr>
+      <w:tblGrid>
+        <w:gridCol w:w="2160"/>
+        <w:gridCol w:w="2160"/>
+        <w:gridCol w:w="2160"/>
+        <w:gridCol w:w="2160"/>
+      </w:tblGrid>
+      <w:tr>
+        <w:tc>
+          <w:tcPr>
+            <w:tcW w:type="dxa" w:w="2160"/>
+          </w:tcPr>
+          <w:p>
+            <w:r>
+              <w:rPr>
+                <w:b/>
+              </w:rPr>
+              <w:t>Control Area</w:t>
+            </w:r>
+          </w:p>
+        </w:tc>
+        <w:tc>
+          <w:tcPr>
+            <w:tcW w:type="dxa" w:w="2160"/>
+          </w:tcPr>
+          <w:p>
+            <w:r>
+              <w:rPr>
+                <w:b/>
+              </w:rPr>
+              <w:t>Owner</w:t>
+            </w:r>
+          </w:p>
+        </w:tc>
+        <w:tc>
+          <w:tcPr>
+            <w:tcW w:type="dxa" w:w="2160"/>
+          </w:tcPr>
+          <w:p>
+            <w:r>
+              <w:rPr>
+                <w:b/>
+              </w:rPr>
+              <w:t>Target SLA</w:t>
+            </w:r>
+          </w:p>
+        </w:tc>
+        <w:tc>
+          <w:tcPr>
+            <w:tcW w:type="dxa" w:w="2160"/>
+          </w:tcPr>
+          <w:p>
+            <w:r>
+              <w:rPr>
+                <w:b/>
+              </w:rPr>
+              <w:t>Verification Status</w:t>
+            </w:r>
+          </w:p>
+        </w:tc>
+      </w:tr>
+      <w:tr>
+        <w:tc>
+          <w:tcPr>
+            <w:tcW w:type="dxa" w:w="2160"/>
+          </w:tcPr>
+          <w:p>
+            <w:r>
+              <w:t>Recruiting and Onboarding</w:t>
+            </w:r>
+          </w:p>
+        </w:tc>
+        <w:tc>
+          <w:tcPr>
+            <w:tcW w:type="dxa" w:w="2160"/>
+          </w:tcPr>
+          <w:p>
+            <w:r>
+              <w:t>Priya Natarajan</w:t>
+            </w:r>
+          </w:p>
+        </w:tc>
+        <w:tc>
+          <w:tcPr>
+            <w:tcW w:type="dxa" w:w="2160"/>
+          </w:tcPr>
+          <w:p>
+            <w:r>
+              <w:t>5 business days</w:t>
+            </w:r>
+          </w:p>
+        </w:tc>
+        <w:tc>
+          <w:tcPr>
+            <w:tcW w:type="dxa" w:w="2160"/>
+          </w:tcPr>
+          <w:p>
+            <w:r>
+              <w:t>Verified</w:t>
+            </w:r>
+          </w:p>
+        </w:tc>
+      </w:tr>
+      <w:tr>
+        <w:tc>
+          <w:tcPr>
+            <w:tcW w:type="dxa" w:w="2160"/>
+          </w:tcPr>
+          <w:p>
+            <w:r>
+              <w:t>Manager's Guide to Structure Gate 1</w:t>
+            </w:r>
+          </w:p>
+        </w:tc>
+        <w:tc>
+          <w:tcPr>
+            <w:tcW w:type="dxa" w:w="2160"/>
+          </w:tcPr>
+          <w:p>
+            <w:r>
+              <w:t>Priya Natarajan</w:t>
+            </w:r>
+          </w:p>
+        </w:tc>
+        <w:tc>
+          <w:tcPr>
+            <w:tcW w:type="dxa" w:w="2160"/>
+          </w:tcPr>
+          <w:p>
+            <w:r>
+              <w:t>3 business days</w:t>
+            </w:r>
+          </w:p>
+        </w:tc>
+        <w:tc>
+          <w:tcPr>
+            <w:tcW w:type="dxa" w:w="2160"/>
+          </w:tcPr>
+          <w:p>
+            <w:r>
+              <w:t>Active</w:t>
+            </w:r>
+          </w:p>
+        </w:tc>
+      </w:tr>
+      <w:tr>
+        <w:tc>
+          <w:tcPr>
+            <w:tcW w:type="dxa" w:w="2160"/>
+          </w:tcPr>
+          <w:p>
+            <w:r>
+              <w:t>Manager's Guide to Structure Gate 2</w:t>
+            </w:r>
+          </w:p>
+        </w:tc>
+        <w:tc>
+          <w:tcPr>
+            <w:tcW w:type="dxa" w:w="2160"/>
+          </w:tcPr>
+          <w:p>
+            <w:r>
+              <w:t>Priya Natarajan</w:t>
+            </w:r>
+          </w:p>
+        </w:tc>
+        <w:tc>
+          <w:tcPr>
+            <w:tcW w:type="dxa" w:w="2160"/>
+          </w:tcPr>
+          <w:p>
+            <w:r>
+              <w:t>10 business days</w:t>
+            </w:r>
+          </w:p>
+        </w:tc>
+        <w:tc>
+          <w:tcPr>
+            <w:tcW w:type="dxa" w:w="2160"/>
+          </w:tcPr>
+          <w:p>
+            <w:r>
+              <w:t>Monitored</w:t>
+            </w:r>
+          </w:p>
+        </w:tc>
+      </w:tr>
+      <w:tr>
+        <w:tc>
+          <w:tcPr>
+            <w:tcW w:type="dxa" w:w="2160"/>
+          </w:tcPr>
+          <w:p>
+            <w:r>
+              <w:t>Sec-12</w:t>
+            </w:r>
+          </w:p>
+        </w:tc>
+        <w:tc>
+          <w:tcPr>
+            <w:tcW w:type="dxa" w:w="2160"/>
+          </w:tcPr>
+          <w:p>
+            <w:r>
+              <w:t>Priya Natarajan</w:t>
+            </w:r>
+          </w:p>
+        </w:tc>
+        <w:tc>
+          <w:tcPr>
+            <w:tcW w:type="dxa" w:w="2160"/>
+          </w:tcPr>
+          <w:p>
+            <w:r>
+              <w:t>10 business days</w:t>
+            </w:r>
+          </w:p>
+        </w:tc>
+        <w:tc>
+          <w:tcPr>
+            <w:tcW w:type="dxa" w:w="2160"/>
+          </w:tcPr>
+          <w:p>
+            <w:r>
+              <w:t>Stage 12 Verified</w:t>
+            </w:r>
+          </w:p>
+        </w:tc>
+      </w:tr>
+    </w:tbl>
+    <w:p>
+      <w:r>
+        <w:rPr>
+          <w:color w:val="808080"/>
+          <w:sz w:val="16"/>
+        </w:rPr>
+        <w:t>Page 12 of 12 | HR Knowledge Hub | Recruiting and Onboarding | SharePoint Online</w:t>
       </w:r>
     </w:p>
     <w:sectPr>

--- a/data/sites/hr/Recruiting and Onboarding/manager-s-guide-to-structured-interviewing.docx
+++ b/data/sites/hr/Recruiting and Onboarding/manager-s-guide-to-structured-interviewing.docx
@@ -260,7 +260,7 @@
           <w:color w:val="808080"/>
           <w:sz w:val="16"/>
         </w:rPr>
-        <w:t>Page 1 of 12 | HR Knowledge Hub | Recruiting and Onboarding | SharePoint Online</w:t>
+        <w:t>Page 1 of 6 | HR Knowledge Hub | Recruiting and Onboarding | SharePoint Online</w:t>
       </w:r>
     </w:p>
     <w:p>
@@ -587,7 +587,7 @@
           <w:color w:val="808080"/>
           <w:sz w:val="16"/>
         </w:rPr>
-        <w:t>Page 2 of 12 | HR Knowledge Hub | Recruiting and Onboarding | SharePoint Online</w:t>
+        <w:t>Page 2 of 6 | HR Knowledge Hub | Recruiting and Onboarding | SharePoint Online</w:t>
       </w:r>
     </w:p>
     <w:p>
@@ -878,7 +878,7 @@
           <w:color w:val="808080"/>
           <w:sz w:val="16"/>
         </w:rPr>
-        <w:t>Page 3 of 12 | HR Knowledge Hub | Recruiting and Onboarding | SharePoint Online</w:t>
+        <w:t>Page 3 of 6 | HR Knowledge Hub | Recruiting and Onboarding | SharePoint Online</w:t>
       </w:r>
     </w:p>
     <w:p>
@@ -1205,7 +1205,7 @@
           <w:color w:val="808080"/>
           <w:sz w:val="16"/>
         </w:rPr>
-        <w:t>Page 4 of 12 | HR Knowledge Hub | Recruiting and Onboarding | SharePoint Online</w:t>
+        <w:t>Page 4 of 6 | HR Knowledge Hub | Recruiting and Onboarding | SharePoint Online</w:t>
       </w:r>
     </w:p>
     <w:p>
@@ -1496,7 +1496,7 @@
           <w:color w:val="808080"/>
           <w:sz w:val="16"/>
         </w:rPr>
-        <w:t>Page 5 of 12 | HR Knowledge Hub | Recruiting and Onboarding | SharePoint Online</w:t>
+        <w:t>Page 5 of 6 | HR Knowledge Hub | Recruiting and Onboarding | SharePoint Online</w:t>
       </w:r>
     </w:p>
     <w:p>
@@ -1509,12 +1509,12 @@
         <w:pStyle w:val="Heading1"/>
       </w:pPr>
       <w:r>
-        <w:t>Section 6: Standard Operating Procedures</w:t>
+        <w:t>Section 6: Appendix, Lineage &amp; Sign-off</w:t>
       </w:r>
     </w:p>
     <w:p>
       <w:r>
-        <w:t>Walks hiring managers through building a scorecard, running a structured interview loop, and submitting calibrated feedback. Section 6 (Standard Operating Procedures) applies to Recruiting and Onboarding within HR Knowledge Hub and is maintained by Priya Natarajan. Provides step-by-step execution checklists, intake criteria, and verification gates.</w:t>
+        <w:t>Walks hiring managers through building a scorecard, running a structured interview loop, and submitting calibrated feedback. Section 6 (Appendix, Lineage &amp; Sign-off) applies to Recruiting and Onboarding within HR Knowledge Hub and is maintained by Priya Natarajan. Records document lineage, governance metadata, version history, and owner sign-off.</w:t>
       </w:r>
     </w:p>
     <w:p>
@@ -1823,1861 +1823,7 @@
           <w:color w:val="808080"/>
           <w:sz w:val="16"/>
         </w:rPr>
-        <w:t>Page 6 of 12 | HR Knowledge Hub | Recruiting and Onboarding | SharePoint Online</w:t>
-      </w:r>
-    </w:p>
-    <w:p>
-      <w:r>
-        <w:br w:type="page"/>
-      </w:r>
-    </w:p>
-    <w:p>
-      <w:pPr>
-        <w:pStyle w:val="Heading1"/>
-      </w:pPr>
-      <w:r>
-        <w:t>Section 7: Risk Register &amp; Mitigations</w:t>
-      </w:r>
-    </w:p>
-    <w:p>
-      <w:r>
-        <w:t>Walks hiring managers through building a scorecard, running a structured interview loop, and submitting calibrated feedback. Section 7 (Risk Register &amp; Mitigations) applies to Recruiting and Onboarding within HR Knowledge Hub and is maintained by Priya Natarajan. Catalogs operational, compliance, and delivery risks alongside preventive mitigations.</w:t>
-      </w:r>
-    </w:p>
-    <w:p>
-      <w:r>
-        <w:t>Operational requirement 7.1: Debriefs are led by the recruiter and require a clear hire/no-hire recommendation. Secondary control 7.2: Panels avoid duplicate competency coverage by splitting the scorecard in advance.</w:t>
-      </w:r>
-    </w:p>
-    <w:p>
-      <w:pPr>
-        <w:pStyle w:val="ListBullet"/>
-      </w:pPr>
-      <w:r>
-        <w:t>Debriefs are led by the recruiter and require a clear hire/no-hire recommendation.</w:t>
-      </w:r>
-    </w:p>
-    <w:p>
-      <w:pPr>
-        <w:pStyle w:val="ListBullet"/>
-      </w:pPr>
-      <w:r>
-        <w:t>Panels avoid duplicate competency coverage by splitting the scorecard in advance.</w:t>
-      </w:r>
-    </w:p>
-    <w:p>
-      <w:pPr>
-        <w:pStyle w:val="ListBullet"/>
-      </w:pPr>
-      <w:r>
-        <w:t>Section 7 review cadence is tracked by Priya Natarajan under Recruiting and Onboarding governance.</w:t>
-      </w:r>
-    </w:p>
-    <w:tbl>
-      <w:tblPr>
-        <w:tblStyle w:val="LightGrid-Accent1"/>
-        <w:tblW w:type="auto" w:w="0"/>
-        <w:tblLook w:firstColumn="1" w:firstRow="1" w:lastColumn="0" w:lastRow="0" w:noHBand="0" w:noVBand="1" w:val="04A0"/>
-      </w:tblPr>
-      <w:tblGrid>
-        <w:gridCol w:w="2160"/>
-        <w:gridCol w:w="2160"/>
-        <w:gridCol w:w="2160"/>
-        <w:gridCol w:w="2160"/>
-      </w:tblGrid>
-      <w:tr>
-        <w:tc>
-          <w:tcPr>
-            <w:tcW w:type="dxa" w:w="2160"/>
-          </w:tcPr>
-          <w:p>
-            <w:r>
-              <w:rPr>
-                <w:b/>
-              </w:rPr>
-              <w:t>Control Area</w:t>
-            </w:r>
-          </w:p>
-        </w:tc>
-        <w:tc>
-          <w:tcPr>
-            <w:tcW w:type="dxa" w:w="2160"/>
-          </w:tcPr>
-          <w:p>
-            <w:r>
-              <w:rPr>
-                <w:b/>
-              </w:rPr>
-              <w:t>Owner</w:t>
-            </w:r>
-          </w:p>
-        </w:tc>
-        <w:tc>
-          <w:tcPr>
-            <w:tcW w:type="dxa" w:w="2160"/>
-          </w:tcPr>
-          <w:p>
-            <w:r>
-              <w:rPr>
-                <w:b/>
-              </w:rPr>
-              <w:t>Target SLA</w:t>
-            </w:r>
-          </w:p>
-        </w:tc>
-        <w:tc>
-          <w:tcPr>
-            <w:tcW w:type="dxa" w:w="2160"/>
-          </w:tcPr>
-          <w:p>
-            <w:r>
-              <w:rPr>
-                <w:b/>
-              </w:rPr>
-              <w:t>Verification Status</w:t>
-            </w:r>
-          </w:p>
-        </w:tc>
-      </w:tr>
-      <w:tr>
-        <w:tc>
-          <w:tcPr>
-            <w:tcW w:type="dxa" w:w="2160"/>
-          </w:tcPr>
-          <w:p>
-            <w:r>
-              <w:t>Recruiting and Onboarding</w:t>
-            </w:r>
-          </w:p>
-        </w:tc>
-        <w:tc>
-          <w:tcPr>
-            <w:tcW w:type="dxa" w:w="2160"/>
-          </w:tcPr>
-          <w:p>
-            <w:r>
-              <w:t>Priya Natarajan</w:t>
-            </w:r>
-          </w:p>
-        </w:tc>
-        <w:tc>
-          <w:tcPr>
-            <w:tcW w:type="dxa" w:w="2160"/>
-          </w:tcPr>
-          <w:p>
-            <w:r>
-              <w:t>5 business days</w:t>
-            </w:r>
-          </w:p>
-        </w:tc>
-        <w:tc>
-          <w:tcPr>
-            <w:tcW w:type="dxa" w:w="2160"/>
-          </w:tcPr>
-          <w:p>
-            <w:r>
-              <w:t>Verified</w:t>
-            </w:r>
-          </w:p>
-        </w:tc>
-      </w:tr>
-      <w:tr>
-        <w:tc>
-          <w:tcPr>
-            <w:tcW w:type="dxa" w:w="2160"/>
-          </w:tcPr>
-          <w:p>
-            <w:r>
-              <w:t>Manager's Guide to Structure Gate 1</w:t>
-            </w:r>
-          </w:p>
-        </w:tc>
-        <w:tc>
-          <w:tcPr>
-            <w:tcW w:type="dxa" w:w="2160"/>
-          </w:tcPr>
-          <w:p>
-            <w:r>
-              <w:t>Priya Natarajan</w:t>
-            </w:r>
-          </w:p>
-        </w:tc>
-        <w:tc>
-          <w:tcPr>
-            <w:tcW w:type="dxa" w:w="2160"/>
-          </w:tcPr>
-          <w:p>
-            <w:r>
-              <w:t>3 business days</w:t>
-            </w:r>
-          </w:p>
-        </w:tc>
-        <w:tc>
-          <w:tcPr>
-            <w:tcW w:type="dxa" w:w="2160"/>
-          </w:tcPr>
-          <w:p>
-            <w:r>
-              <w:t>Active</w:t>
-            </w:r>
-          </w:p>
-        </w:tc>
-      </w:tr>
-      <w:tr>
-        <w:tc>
-          <w:tcPr>
-            <w:tcW w:type="dxa" w:w="2160"/>
-          </w:tcPr>
-          <w:p>
-            <w:r>
-              <w:t>Manager's Guide to Structure Gate 2</w:t>
-            </w:r>
-          </w:p>
-        </w:tc>
-        <w:tc>
-          <w:tcPr>
-            <w:tcW w:type="dxa" w:w="2160"/>
-          </w:tcPr>
-          <w:p>
-            <w:r>
-              <w:t>Priya Natarajan</w:t>
-            </w:r>
-          </w:p>
-        </w:tc>
-        <w:tc>
-          <w:tcPr>
-            <w:tcW w:type="dxa" w:w="2160"/>
-          </w:tcPr>
-          <w:p>
-            <w:r>
-              <w:t>10 business days</w:t>
-            </w:r>
-          </w:p>
-        </w:tc>
-        <w:tc>
-          <w:tcPr>
-            <w:tcW w:type="dxa" w:w="2160"/>
-          </w:tcPr>
-          <w:p>
-            <w:r>
-              <w:t>Monitored</w:t>
-            </w:r>
-          </w:p>
-        </w:tc>
-      </w:tr>
-      <w:tr>
-        <w:tc>
-          <w:tcPr>
-            <w:tcW w:type="dxa" w:w="2160"/>
-          </w:tcPr>
-          <w:p>
-            <w:r>
-              <w:t>Sec-7</w:t>
-            </w:r>
-          </w:p>
-        </w:tc>
-        <w:tc>
-          <w:tcPr>
-            <w:tcW w:type="dxa" w:w="2160"/>
-          </w:tcPr>
-          <w:p>
-            <w:r>
-              <w:t>Priya Natarajan</w:t>
-            </w:r>
-          </w:p>
-        </w:tc>
-        <w:tc>
-          <w:tcPr>
-            <w:tcW w:type="dxa" w:w="2160"/>
-          </w:tcPr>
-          <w:p>
-            <w:r>
-              <w:t>5 business days</w:t>
-            </w:r>
-          </w:p>
-        </w:tc>
-        <w:tc>
-          <w:tcPr>
-            <w:tcW w:type="dxa" w:w="2160"/>
-          </w:tcPr>
-          <w:p>
-            <w:r>
-              <w:t>Stage 7 Verified</w:t>
-            </w:r>
-          </w:p>
-        </w:tc>
-      </w:tr>
-    </w:tbl>
-    <w:p>
-      <w:r>
-        <w:rPr>
-          <w:color w:val="808080"/>
-          <w:sz w:val="16"/>
-        </w:rPr>
-        <w:t>Page 7 of 12 | HR Knowledge Hub | Recruiting and Onboarding | SharePoint Online</w:t>
-      </w:r>
-    </w:p>
-    <w:p>
-      <w:r>
-        <w:br w:type="page"/>
-      </w:r>
-    </w:p>
-    <w:p>
-      <w:pPr>
-        <w:pStyle w:val="Heading1"/>
-      </w:pPr>
-      <w:r>
-        <w:t>Section 8: Quality Assurance &amp; Audits</w:t>
-      </w:r>
-    </w:p>
-    <w:p>
-      <w:r>
-        <w:t>Walks hiring managers through building a scorecard, running a structured interview loop, and submitting calibrated feedback. Section 8 (Quality Assurance &amp; Audits) applies to Recruiting and Onboarding within HR Knowledge Hub and is maintained by Priya Natarajan. Specifies sampling frequencies, inspection tolerances, and nonconformance workflows.</w:t>
-      </w:r>
-    </w:p>
-    <w:p>
-      <w:r>
-        <w:t>Operational requirement 8.1: Panels avoid duplicate competency coverage by splitting the scorecard in advance. Secondary control 8.2: Every loop uses a shared scorecard with 4-5 competencies agreed before scheduling.</w:t>
-      </w:r>
-    </w:p>
-    <w:p>
-      <w:pPr>
-        <w:pStyle w:val="ListBullet"/>
-      </w:pPr>
-      <w:r>
-        <w:t>Panels avoid duplicate competency coverage by splitting the scorecard in advance.</w:t>
-      </w:r>
-    </w:p>
-    <w:p>
-      <w:pPr>
-        <w:pStyle w:val="ListBullet"/>
-      </w:pPr>
-      <w:r>
-        <w:t>Every loop uses a shared scorecard with 4-5 competencies agreed before scheduling.</w:t>
-      </w:r>
-    </w:p>
-    <w:p>
-      <w:pPr>
-        <w:pStyle w:val="ListBullet"/>
-      </w:pPr>
-      <w:r>
-        <w:t>Section 8 review cadence is tracked by Priya Natarajan under Recruiting and Onboarding governance.</w:t>
-      </w:r>
-    </w:p>
-    <w:tbl>
-      <w:tblPr>
-        <w:tblStyle w:val="LightGrid-Accent1"/>
-        <w:tblW w:type="auto" w:w="0"/>
-        <w:tblLook w:firstColumn="1" w:firstRow="1" w:lastColumn="0" w:lastRow="0" w:noHBand="0" w:noVBand="1" w:val="04A0"/>
-      </w:tblPr>
-      <w:tblGrid>
-        <w:gridCol w:w="2160"/>
-        <w:gridCol w:w="2160"/>
-        <w:gridCol w:w="2160"/>
-        <w:gridCol w:w="2160"/>
-      </w:tblGrid>
-      <w:tr>
-        <w:tc>
-          <w:tcPr>
-            <w:tcW w:type="dxa" w:w="2160"/>
-          </w:tcPr>
-          <w:p>
-            <w:r>
-              <w:rPr>
-                <w:b/>
-              </w:rPr>
-              <w:t>Control Area</w:t>
-            </w:r>
-          </w:p>
-        </w:tc>
-        <w:tc>
-          <w:tcPr>
-            <w:tcW w:type="dxa" w:w="2160"/>
-          </w:tcPr>
-          <w:p>
-            <w:r>
-              <w:rPr>
-                <w:b/>
-              </w:rPr>
-              <w:t>Owner</w:t>
-            </w:r>
-          </w:p>
-        </w:tc>
-        <w:tc>
-          <w:tcPr>
-            <w:tcW w:type="dxa" w:w="2160"/>
-          </w:tcPr>
-          <w:p>
-            <w:r>
-              <w:rPr>
-                <w:b/>
-              </w:rPr>
-              <w:t>Target SLA</w:t>
-            </w:r>
-          </w:p>
-        </w:tc>
-        <w:tc>
-          <w:tcPr>
-            <w:tcW w:type="dxa" w:w="2160"/>
-          </w:tcPr>
-          <w:p>
-            <w:r>
-              <w:rPr>
-                <w:b/>
-              </w:rPr>
-              <w:t>Verification Status</w:t>
-            </w:r>
-          </w:p>
-        </w:tc>
-      </w:tr>
-      <w:tr>
-        <w:tc>
-          <w:tcPr>
-            <w:tcW w:type="dxa" w:w="2160"/>
-          </w:tcPr>
-          <w:p>
-            <w:r>
-              <w:t>Recruiting and Onboarding</w:t>
-            </w:r>
-          </w:p>
-        </w:tc>
-        <w:tc>
-          <w:tcPr>
-            <w:tcW w:type="dxa" w:w="2160"/>
-          </w:tcPr>
-          <w:p>
-            <w:r>
-              <w:t>Priya Natarajan</w:t>
-            </w:r>
-          </w:p>
-        </w:tc>
-        <w:tc>
-          <w:tcPr>
-            <w:tcW w:type="dxa" w:w="2160"/>
-          </w:tcPr>
-          <w:p>
-            <w:r>
-              <w:t>5 business days</w:t>
-            </w:r>
-          </w:p>
-        </w:tc>
-        <w:tc>
-          <w:tcPr>
-            <w:tcW w:type="dxa" w:w="2160"/>
-          </w:tcPr>
-          <w:p>
-            <w:r>
-              <w:t>Verified</w:t>
-            </w:r>
-          </w:p>
-        </w:tc>
-      </w:tr>
-      <w:tr>
-        <w:tc>
-          <w:tcPr>
-            <w:tcW w:type="dxa" w:w="2160"/>
-          </w:tcPr>
-          <w:p>
-            <w:r>
-              <w:t>Manager's Guide to Structure Gate 1</w:t>
-            </w:r>
-          </w:p>
-        </w:tc>
-        <w:tc>
-          <w:tcPr>
-            <w:tcW w:type="dxa" w:w="2160"/>
-          </w:tcPr>
-          <w:p>
-            <w:r>
-              <w:t>Priya Natarajan</w:t>
-            </w:r>
-          </w:p>
-        </w:tc>
-        <w:tc>
-          <w:tcPr>
-            <w:tcW w:type="dxa" w:w="2160"/>
-          </w:tcPr>
-          <w:p>
-            <w:r>
-              <w:t>3 business days</w:t>
-            </w:r>
-          </w:p>
-        </w:tc>
-        <w:tc>
-          <w:tcPr>
-            <w:tcW w:type="dxa" w:w="2160"/>
-          </w:tcPr>
-          <w:p>
-            <w:r>
-              <w:t>Active</w:t>
-            </w:r>
-          </w:p>
-        </w:tc>
-      </w:tr>
-      <w:tr>
-        <w:tc>
-          <w:tcPr>
-            <w:tcW w:type="dxa" w:w="2160"/>
-          </w:tcPr>
-          <w:p>
-            <w:r>
-              <w:t>Manager's Guide to Structure Gate 2</w:t>
-            </w:r>
-          </w:p>
-        </w:tc>
-        <w:tc>
-          <w:tcPr>
-            <w:tcW w:type="dxa" w:w="2160"/>
-          </w:tcPr>
-          <w:p>
-            <w:r>
-              <w:t>Priya Natarajan</w:t>
-            </w:r>
-          </w:p>
-        </w:tc>
-        <w:tc>
-          <w:tcPr>
-            <w:tcW w:type="dxa" w:w="2160"/>
-          </w:tcPr>
-          <w:p>
-            <w:r>
-              <w:t>10 business days</w:t>
-            </w:r>
-          </w:p>
-        </w:tc>
-        <w:tc>
-          <w:tcPr>
-            <w:tcW w:type="dxa" w:w="2160"/>
-          </w:tcPr>
-          <w:p>
-            <w:r>
-              <w:t>Monitored</w:t>
-            </w:r>
-          </w:p>
-        </w:tc>
-      </w:tr>
-      <w:tr>
-        <w:tc>
-          <w:tcPr>
-            <w:tcW w:type="dxa" w:w="2160"/>
-          </w:tcPr>
-          <w:p>
-            <w:r>
-              <w:t>Sec-8</w:t>
-            </w:r>
-          </w:p>
-        </w:tc>
-        <w:tc>
-          <w:tcPr>
-            <w:tcW w:type="dxa" w:w="2160"/>
-          </w:tcPr>
-          <w:p>
-            <w:r>
-              <w:t>Priya Natarajan</w:t>
-            </w:r>
-          </w:p>
-        </w:tc>
-        <w:tc>
-          <w:tcPr>
-            <w:tcW w:type="dxa" w:w="2160"/>
-          </w:tcPr>
-          <w:p>
-            <w:r>
-              <w:t>3 business days</w:t>
-            </w:r>
-          </w:p>
-        </w:tc>
-        <w:tc>
-          <w:tcPr>
-            <w:tcW w:type="dxa" w:w="2160"/>
-          </w:tcPr>
-          <w:p>
-            <w:r>
-              <w:t>Stage 8 Verified</w:t>
-            </w:r>
-          </w:p>
-        </w:tc>
-      </w:tr>
-    </w:tbl>
-    <w:p>
-      <w:r>
-        <w:drawing>
-          <wp:inline xmlns:a="http://schemas.openxmlformats.org/drawingml/2006/main" xmlns:pic="http://schemas.openxmlformats.org/drawingml/2006/picture">
-            <wp:extent cx="5303520" cy="1744579"/>
-            <wp:docPr id="4" name="Picture 4"/>
-            <wp:cNvGraphicFramePr>
-              <a:graphicFrameLocks noChangeAspect="1"/>
-            </wp:cNvGraphicFramePr>
-            <a:graphic>
-              <a:graphicData uri="http://schemas.openxmlformats.org/drawingml/2006/picture">
-                <pic:pic>
-                  <pic:nvPicPr>
-                    <pic:cNvPr id="0" name="image.png"/>
-                    <pic:cNvPicPr/>
-                  </pic:nvPicPr>
-                  <pic:blipFill>
-                    <a:blip r:embed="rId10"/>
-                    <a:stretch>
-                      <a:fillRect/>
-                    </a:stretch>
-                  </pic:blipFill>
-                  <pic:spPr>
-                    <a:xfrm>
-                      <a:off x="0" y="0"/>
-                      <a:ext cx="5303520" cy="1744579"/>
-                    </a:xfrm>
-                    <a:prstGeom prst="rect"/>
-                  </pic:spPr>
-                </pic:pic>
-              </a:graphicData>
-            </a:graphic>
-          </wp:inline>
-        </w:drawing>
-      </w:r>
-    </w:p>
-    <w:p>
-      <w:r>
-        <w:rPr>
-          <w:color w:val="808080"/>
-          <w:sz w:val="16"/>
-        </w:rPr>
-        <w:t>Page 8 of 12 | HR Knowledge Hub | Recruiting and Onboarding | SharePoint Online</w:t>
-      </w:r>
-    </w:p>
-    <w:p>
-      <w:r>
-        <w:br w:type="page"/>
-      </w:r>
-    </w:p>
-    <w:p>
-      <w:pPr>
-        <w:pStyle w:val="Heading1"/>
-      </w:pPr>
-      <w:r>
-        <w:t>Section 9: Exception Handling &amp; Escalations</w:t>
-      </w:r>
-    </w:p>
-    <w:p>
-      <w:r>
-        <w:t>Walks hiring managers through building a scorecard, running a structured interview loop, and submitting calibrated feedback. Section 9 (Exception Handling &amp; Escalations) applies to Recruiting and Onboarding within HR Knowledge Hub and is maintained by Priya Natarajan. Outlines severity tiers, response SLAs, and cross-functional escalation paths.</w:t>
-      </w:r>
-    </w:p>
-    <w:p>
-      <w:r>
-        <w:t>Operational requirement 9.1: Every loop uses a shared scorecard with 4-5 competencies agreed before scheduling. Secondary control 9.2: Interviewers submit written feedback within 24 hours of the interview.</w:t>
-      </w:r>
-    </w:p>
-    <w:p>
-      <w:pPr>
-        <w:pStyle w:val="ListBullet"/>
-      </w:pPr>
-      <w:r>
-        <w:t>Every loop uses a shared scorecard with 4-5 competencies agreed before scheduling.</w:t>
-      </w:r>
-    </w:p>
-    <w:p>
-      <w:pPr>
-        <w:pStyle w:val="ListBullet"/>
-      </w:pPr>
-      <w:r>
-        <w:t>Interviewers submit written feedback within 24 hours of the interview.</w:t>
-      </w:r>
-    </w:p>
-    <w:p>
-      <w:pPr>
-        <w:pStyle w:val="ListBullet"/>
-      </w:pPr>
-      <w:r>
-        <w:t>Section 9 review cadence is tracked by Priya Natarajan under Recruiting and Onboarding governance.</w:t>
-      </w:r>
-    </w:p>
-    <w:tbl>
-      <w:tblPr>
-        <w:tblStyle w:val="LightGrid-Accent1"/>
-        <w:tblW w:type="auto" w:w="0"/>
-        <w:tblLook w:firstColumn="1" w:firstRow="1" w:lastColumn="0" w:lastRow="0" w:noHBand="0" w:noVBand="1" w:val="04A0"/>
-      </w:tblPr>
-      <w:tblGrid>
-        <w:gridCol w:w="2160"/>
-        <w:gridCol w:w="2160"/>
-        <w:gridCol w:w="2160"/>
-        <w:gridCol w:w="2160"/>
-      </w:tblGrid>
-      <w:tr>
-        <w:tc>
-          <w:tcPr>
-            <w:tcW w:type="dxa" w:w="2160"/>
-          </w:tcPr>
-          <w:p>
-            <w:r>
-              <w:rPr>
-                <w:b/>
-              </w:rPr>
-              <w:t>Control Area</w:t>
-            </w:r>
-          </w:p>
-        </w:tc>
-        <w:tc>
-          <w:tcPr>
-            <w:tcW w:type="dxa" w:w="2160"/>
-          </w:tcPr>
-          <w:p>
-            <w:r>
-              <w:rPr>
-                <w:b/>
-              </w:rPr>
-              <w:t>Owner</w:t>
-            </w:r>
-          </w:p>
-        </w:tc>
-        <w:tc>
-          <w:tcPr>
-            <w:tcW w:type="dxa" w:w="2160"/>
-          </w:tcPr>
-          <w:p>
-            <w:r>
-              <w:rPr>
-                <w:b/>
-              </w:rPr>
-              <w:t>Target SLA</w:t>
-            </w:r>
-          </w:p>
-        </w:tc>
-        <w:tc>
-          <w:tcPr>
-            <w:tcW w:type="dxa" w:w="2160"/>
-          </w:tcPr>
-          <w:p>
-            <w:r>
-              <w:rPr>
-                <w:b/>
-              </w:rPr>
-              <w:t>Verification Status</w:t>
-            </w:r>
-          </w:p>
-        </w:tc>
-      </w:tr>
-      <w:tr>
-        <w:tc>
-          <w:tcPr>
-            <w:tcW w:type="dxa" w:w="2160"/>
-          </w:tcPr>
-          <w:p>
-            <w:r>
-              <w:t>Recruiting and Onboarding</w:t>
-            </w:r>
-          </w:p>
-        </w:tc>
-        <w:tc>
-          <w:tcPr>
-            <w:tcW w:type="dxa" w:w="2160"/>
-          </w:tcPr>
-          <w:p>
-            <w:r>
-              <w:t>Priya Natarajan</w:t>
-            </w:r>
-          </w:p>
-        </w:tc>
-        <w:tc>
-          <w:tcPr>
-            <w:tcW w:type="dxa" w:w="2160"/>
-          </w:tcPr>
-          <w:p>
-            <w:r>
-              <w:t>5 business days</w:t>
-            </w:r>
-          </w:p>
-        </w:tc>
-        <w:tc>
-          <w:tcPr>
-            <w:tcW w:type="dxa" w:w="2160"/>
-          </w:tcPr>
-          <w:p>
-            <w:r>
-              <w:t>Verified</w:t>
-            </w:r>
-          </w:p>
-        </w:tc>
-      </w:tr>
-      <w:tr>
-        <w:tc>
-          <w:tcPr>
-            <w:tcW w:type="dxa" w:w="2160"/>
-          </w:tcPr>
-          <w:p>
-            <w:r>
-              <w:t>Manager's Guide to Structure Gate 1</w:t>
-            </w:r>
-          </w:p>
-        </w:tc>
-        <w:tc>
-          <w:tcPr>
-            <w:tcW w:type="dxa" w:w="2160"/>
-          </w:tcPr>
-          <w:p>
-            <w:r>
-              <w:t>Priya Natarajan</w:t>
-            </w:r>
-          </w:p>
-        </w:tc>
-        <w:tc>
-          <w:tcPr>
-            <w:tcW w:type="dxa" w:w="2160"/>
-          </w:tcPr>
-          <w:p>
-            <w:r>
-              <w:t>3 business days</w:t>
-            </w:r>
-          </w:p>
-        </w:tc>
-        <w:tc>
-          <w:tcPr>
-            <w:tcW w:type="dxa" w:w="2160"/>
-          </w:tcPr>
-          <w:p>
-            <w:r>
-              <w:t>Active</w:t>
-            </w:r>
-          </w:p>
-        </w:tc>
-      </w:tr>
-      <w:tr>
-        <w:tc>
-          <w:tcPr>
-            <w:tcW w:type="dxa" w:w="2160"/>
-          </w:tcPr>
-          <w:p>
-            <w:r>
-              <w:t>Manager's Guide to Structure Gate 2</w:t>
-            </w:r>
-          </w:p>
-        </w:tc>
-        <w:tc>
-          <w:tcPr>
-            <w:tcW w:type="dxa" w:w="2160"/>
-          </w:tcPr>
-          <w:p>
-            <w:r>
-              <w:t>Priya Natarajan</w:t>
-            </w:r>
-          </w:p>
-        </w:tc>
-        <w:tc>
-          <w:tcPr>
-            <w:tcW w:type="dxa" w:w="2160"/>
-          </w:tcPr>
-          <w:p>
-            <w:r>
-              <w:t>10 business days</w:t>
-            </w:r>
-          </w:p>
-        </w:tc>
-        <w:tc>
-          <w:tcPr>
-            <w:tcW w:type="dxa" w:w="2160"/>
-          </w:tcPr>
-          <w:p>
-            <w:r>
-              <w:t>Monitored</w:t>
-            </w:r>
-          </w:p>
-        </w:tc>
-      </w:tr>
-      <w:tr>
-        <w:tc>
-          <w:tcPr>
-            <w:tcW w:type="dxa" w:w="2160"/>
-          </w:tcPr>
-          <w:p>
-            <w:r>
-              <w:t>Sec-9</w:t>
-            </w:r>
-          </w:p>
-        </w:tc>
-        <w:tc>
-          <w:tcPr>
-            <w:tcW w:type="dxa" w:w="2160"/>
-          </w:tcPr>
-          <w:p>
-            <w:r>
-              <w:t>Priya Natarajan</w:t>
-            </w:r>
-          </w:p>
-        </w:tc>
-        <w:tc>
-          <w:tcPr>
-            <w:tcW w:type="dxa" w:w="2160"/>
-          </w:tcPr>
-          <w:p>
-            <w:r>
-              <w:t>10 business days</w:t>
-            </w:r>
-          </w:p>
-        </w:tc>
-        <w:tc>
-          <w:tcPr>
-            <w:tcW w:type="dxa" w:w="2160"/>
-          </w:tcPr>
-          <w:p>
-            <w:r>
-              <w:t>Stage 9 Verified</w:t>
-            </w:r>
-          </w:p>
-        </w:tc>
-      </w:tr>
-    </w:tbl>
-    <w:p>
-      <w:r>
-        <w:drawing>
-          <wp:inline xmlns:a="http://schemas.openxmlformats.org/drawingml/2006/main" xmlns:pic="http://schemas.openxmlformats.org/drawingml/2006/picture">
-            <wp:extent cx="5303520" cy="1744579"/>
-            <wp:docPr id="5" name="Picture 5"/>
-            <wp:cNvGraphicFramePr>
-              <a:graphicFrameLocks noChangeAspect="1"/>
-            </wp:cNvGraphicFramePr>
-            <a:graphic>
-              <a:graphicData uri="http://schemas.openxmlformats.org/drawingml/2006/picture">
-                <pic:pic>
-                  <pic:nvPicPr>
-                    <pic:cNvPr id="0" name="image.png"/>
-                    <pic:cNvPicPr/>
-                  </pic:nvPicPr>
-                  <pic:blipFill>
-                    <a:blip r:embed="rId9"/>
-                    <a:stretch>
-                      <a:fillRect/>
-                    </a:stretch>
-                  </pic:blipFill>
-                  <pic:spPr>
-                    <a:xfrm>
-                      <a:off x="0" y="0"/>
-                      <a:ext cx="5303520" cy="1744579"/>
-                    </a:xfrm>
-                    <a:prstGeom prst="rect"/>
-                  </pic:spPr>
-                </pic:pic>
-              </a:graphicData>
-            </a:graphic>
-          </wp:inline>
-        </w:drawing>
-      </w:r>
-    </w:p>
-    <w:p>
-      <w:r>
-        <w:rPr>
-          <w:color w:val="808080"/>
-          <w:sz w:val="16"/>
-        </w:rPr>
-        <w:t>Page 9 of 12 | HR Knowledge Hub | Recruiting and Onboarding | SharePoint Online</w:t>
-      </w:r>
-    </w:p>
-    <w:p>
-      <w:r>
-        <w:br w:type="page"/>
-      </w:r>
-    </w:p>
-    <w:p>
-      <w:pPr>
-        <w:pStyle w:val="Heading1"/>
-      </w:pPr>
-      <w:r>
-        <w:t>Section 10: Cross-Functional Dependencies</w:t>
-      </w:r>
-    </w:p>
-    <w:p>
-      <w:r>
-        <w:t>Walks hiring managers through building a scorecard, running a structured interview loop, and submitting calibrated feedback. Section 10 (Cross-Functional Dependencies) applies to Recruiting and Onboarding within HR Knowledge Hub and is maintained by Priya Natarajan. Documents upstream and downstream team dependencies and service-level commitments.</w:t>
-      </w:r>
-    </w:p>
-    <w:p>
-      <w:r>
-        <w:t>Operational requirement 10.1: Interviewers submit written feedback within 24 hours of the interview. Secondary control 10.2: Debriefs are led by the recruiter and require a clear hire/no-hire recommendation.</w:t>
-      </w:r>
-    </w:p>
-    <w:p>
-      <w:pPr>
-        <w:pStyle w:val="ListBullet"/>
-      </w:pPr>
-      <w:r>
-        <w:t>Interviewers submit written feedback within 24 hours of the interview.</w:t>
-      </w:r>
-    </w:p>
-    <w:p>
-      <w:pPr>
-        <w:pStyle w:val="ListBullet"/>
-      </w:pPr>
-      <w:r>
-        <w:t>Debriefs are led by the recruiter and require a clear hire/no-hire recommendation.</w:t>
-      </w:r>
-    </w:p>
-    <w:p>
-      <w:pPr>
-        <w:pStyle w:val="ListBullet"/>
-      </w:pPr>
-      <w:r>
-        <w:t>Section 10 review cadence is tracked by Priya Natarajan under Recruiting and Onboarding governance.</w:t>
-      </w:r>
-    </w:p>
-    <w:tbl>
-      <w:tblPr>
-        <w:tblStyle w:val="LightGrid-Accent1"/>
-        <w:tblW w:type="auto" w:w="0"/>
-        <w:tblLook w:firstColumn="1" w:firstRow="1" w:lastColumn="0" w:lastRow="0" w:noHBand="0" w:noVBand="1" w:val="04A0"/>
-      </w:tblPr>
-      <w:tblGrid>
-        <w:gridCol w:w="2160"/>
-        <w:gridCol w:w="2160"/>
-        <w:gridCol w:w="2160"/>
-        <w:gridCol w:w="2160"/>
-      </w:tblGrid>
-      <w:tr>
-        <w:tc>
-          <w:tcPr>
-            <w:tcW w:type="dxa" w:w="2160"/>
-          </w:tcPr>
-          <w:p>
-            <w:r>
-              <w:rPr>
-                <w:b/>
-              </w:rPr>
-              <w:t>Control Area</w:t>
-            </w:r>
-          </w:p>
-        </w:tc>
-        <w:tc>
-          <w:tcPr>
-            <w:tcW w:type="dxa" w:w="2160"/>
-          </w:tcPr>
-          <w:p>
-            <w:r>
-              <w:rPr>
-                <w:b/>
-              </w:rPr>
-              <w:t>Owner</w:t>
-            </w:r>
-          </w:p>
-        </w:tc>
-        <w:tc>
-          <w:tcPr>
-            <w:tcW w:type="dxa" w:w="2160"/>
-          </w:tcPr>
-          <w:p>
-            <w:r>
-              <w:rPr>
-                <w:b/>
-              </w:rPr>
-              <w:t>Target SLA</w:t>
-            </w:r>
-          </w:p>
-        </w:tc>
-        <w:tc>
-          <w:tcPr>
-            <w:tcW w:type="dxa" w:w="2160"/>
-          </w:tcPr>
-          <w:p>
-            <w:r>
-              <w:rPr>
-                <w:b/>
-              </w:rPr>
-              <w:t>Verification Status</w:t>
-            </w:r>
-          </w:p>
-        </w:tc>
-      </w:tr>
-      <w:tr>
-        <w:tc>
-          <w:tcPr>
-            <w:tcW w:type="dxa" w:w="2160"/>
-          </w:tcPr>
-          <w:p>
-            <w:r>
-              <w:t>Recruiting and Onboarding</w:t>
-            </w:r>
-          </w:p>
-        </w:tc>
-        <w:tc>
-          <w:tcPr>
-            <w:tcW w:type="dxa" w:w="2160"/>
-          </w:tcPr>
-          <w:p>
-            <w:r>
-              <w:t>Priya Natarajan</w:t>
-            </w:r>
-          </w:p>
-        </w:tc>
-        <w:tc>
-          <w:tcPr>
-            <w:tcW w:type="dxa" w:w="2160"/>
-          </w:tcPr>
-          <w:p>
-            <w:r>
-              <w:t>5 business days</w:t>
-            </w:r>
-          </w:p>
-        </w:tc>
-        <w:tc>
-          <w:tcPr>
-            <w:tcW w:type="dxa" w:w="2160"/>
-          </w:tcPr>
-          <w:p>
-            <w:r>
-              <w:t>Verified</w:t>
-            </w:r>
-          </w:p>
-        </w:tc>
-      </w:tr>
-      <w:tr>
-        <w:tc>
-          <w:tcPr>
-            <w:tcW w:type="dxa" w:w="2160"/>
-          </w:tcPr>
-          <w:p>
-            <w:r>
-              <w:t>Manager's Guide to Structure Gate 1</w:t>
-            </w:r>
-          </w:p>
-        </w:tc>
-        <w:tc>
-          <w:tcPr>
-            <w:tcW w:type="dxa" w:w="2160"/>
-          </w:tcPr>
-          <w:p>
-            <w:r>
-              <w:t>Priya Natarajan</w:t>
-            </w:r>
-          </w:p>
-        </w:tc>
-        <w:tc>
-          <w:tcPr>
-            <w:tcW w:type="dxa" w:w="2160"/>
-          </w:tcPr>
-          <w:p>
-            <w:r>
-              <w:t>3 business days</w:t>
-            </w:r>
-          </w:p>
-        </w:tc>
-        <w:tc>
-          <w:tcPr>
-            <w:tcW w:type="dxa" w:w="2160"/>
-          </w:tcPr>
-          <w:p>
-            <w:r>
-              <w:t>Active</w:t>
-            </w:r>
-          </w:p>
-        </w:tc>
-      </w:tr>
-      <w:tr>
-        <w:tc>
-          <w:tcPr>
-            <w:tcW w:type="dxa" w:w="2160"/>
-          </w:tcPr>
-          <w:p>
-            <w:r>
-              <w:t>Manager's Guide to Structure Gate 2</w:t>
-            </w:r>
-          </w:p>
-        </w:tc>
-        <w:tc>
-          <w:tcPr>
-            <w:tcW w:type="dxa" w:w="2160"/>
-          </w:tcPr>
-          <w:p>
-            <w:r>
-              <w:t>Priya Natarajan</w:t>
-            </w:r>
-          </w:p>
-        </w:tc>
-        <w:tc>
-          <w:tcPr>
-            <w:tcW w:type="dxa" w:w="2160"/>
-          </w:tcPr>
-          <w:p>
-            <w:r>
-              <w:t>10 business days</w:t>
-            </w:r>
-          </w:p>
-        </w:tc>
-        <w:tc>
-          <w:tcPr>
-            <w:tcW w:type="dxa" w:w="2160"/>
-          </w:tcPr>
-          <w:p>
-            <w:r>
-              <w:t>Monitored</w:t>
-            </w:r>
-          </w:p>
-        </w:tc>
-      </w:tr>
-      <w:tr>
-        <w:tc>
-          <w:tcPr>
-            <w:tcW w:type="dxa" w:w="2160"/>
-          </w:tcPr>
-          <w:p>
-            <w:r>
-              <w:t>Sec-10</w:t>
-            </w:r>
-          </w:p>
-        </w:tc>
-        <w:tc>
-          <w:tcPr>
-            <w:tcW w:type="dxa" w:w="2160"/>
-          </w:tcPr>
-          <w:p>
-            <w:r>
-              <w:t>Priya Natarajan</w:t>
-            </w:r>
-          </w:p>
-        </w:tc>
-        <w:tc>
-          <w:tcPr>
-            <w:tcW w:type="dxa" w:w="2160"/>
-          </w:tcPr>
-          <w:p>
-            <w:r>
-              <w:t>5 business days</w:t>
-            </w:r>
-          </w:p>
-        </w:tc>
-        <w:tc>
-          <w:tcPr>
-            <w:tcW w:type="dxa" w:w="2160"/>
-          </w:tcPr>
-          <w:p>
-            <w:r>
-              <w:t>Stage 10 Verified</w:t>
-            </w:r>
-          </w:p>
-        </w:tc>
-      </w:tr>
-    </w:tbl>
-    <w:p>
-      <w:r>
-        <w:rPr>
-          <w:color w:val="808080"/>
-          <w:sz w:val="16"/>
-        </w:rPr>
-        <w:t>Page 10 of 12 | HR Knowledge Hub | Recruiting and Onboarding | SharePoint Online</w:t>
-      </w:r>
-    </w:p>
-    <w:p>
-      <w:r>
-        <w:br w:type="page"/>
-      </w:r>
-    </w:p>
-    <w:p>
-      <w:pPr>
-        <w:pStyle w:val="Heading1"/>
-      </w:pPr>
-      <w:r>
-        <w:t>Section 11: Continuous Improvement Roadmap</w:t>
-      </w:r>
-    </w:p>
-    <w:p>
-      <w:r>
-        <w:t>Walks hiring managers through building a scorecard, running a structured interview loop, and submitting calibrated feedback. Section 11 (Continuous Improvement Roadmap) applies to Recruiting and Onboarding within HR Knowledge Hub and is maintained by Priya Natarajan. Schedules quarterly optimization milestones, automation targets, and capability reviews.</w:t>
-      </w:r>
-    </w:p>
-    <w:p>
-      <w:r>
-        <w:t>Operational requirement 11.1: Debriefs are led by the recruiter and require a clear hire/no-hire recommendation. Secondary control 11.2: Panels avoid duplicate competency coverage by splitting the scorecard in advance.</w:t>
-      </w:r>
-    </w:p>
-    <w:p>
-      <w:pPr>
-        <w:pStyle w:val="ListBullet"/>
-      </w:pPr>
-      <w:r>
-        <w:t>Debriefs are led by the recruiter and require a clear hire/no-hire recommendation.</w:t>
-      </w:r>
-    </w:p>
-    <w:p>
-      <w:pPr>
-        <w:pStyle w:val="ListBullet"/>
-      </w:pPr>
-      <w:r>
-        <w:t>Panels avoid duplicate competency coverage by splitting the scorecard in advance.</w:t>
-      </w:r>
-    </w:p>
-    <w:p>
-      <w:pPr>
-        <w:pStyle w:val="ListBullet"/>
-      </w:pPr>
-      <w:r>
-        <w:t>Section 11 review cadence is tracked by Priya Natarajan under Recruiting and Onboarding governance.</w:t>
-      </w:r>
-    </w:p>
-    <w:tbl>
-      <w:tblPr>
-        <w:tblStyle w:val="LightGrid-Accent1"/>
-        <w:tblW w:type="auto" w:w="0"/>
-        <w:tblLook w:firstColumn="1" w:firstRow="1" w:lastColumn="0" w:lastRow="0" w:noHBand="0" w:noVBand="1" w:val="04A0"/>
-      </w:tblPr>
-      <w:tblGrid>
-        <w:gridCol w:w="2160"/>
-        <w:gridCol w:w="2160"/>
-        <w:gridCol w:w="2160"/>
-        <w:gridCol w:w="2160"/>
-      </w:tblGrid>
-      <w:tr>
-        <w:tc>
-          <w:tcPr>
-            <w:tcW w:type="dxa" w:w="2160"/>
-          </w:tcPr>
-          <w:p>
-            <w:r>
-              <w:rPr>
-                <w:b/>
-              </w:rPr>
-              <w:t>Control Area</w:t>
-            </w:r>
-          </w:p>
-        </w:tc>
-        <w:tc>
-          <w:tcPr>
-            <w:tcW w:type="dxa" w:w="2160"/>
-          </w:tcPr>
-          <w:p>
-            <w:r>
-              <w:rPr>
-                <w:b/>
-              </w:rPr>
-              <w:t>Owner</w:t>
-            </w:r>
-          </w:p>
-        </w:tc>
-        <w:tc>
-          <w:tcPr>
-            <w:tcW w:type="dxa" w:w="2160"/>
-          </w:tcPr>
-          <w:p>
-            <w:r>
-              <w:rPr>
-                <w:b/>
-              </w:rPr>
-              <w:t>Target SLA</w:t>
-            </w:r>
-          </w:p>
-        </w:tc>
-        <w:tc>
-          <w:tcPr>
-            <w:tcW w:type="dxa" w:w="2160"/>
-          </w:tcPr>
-          <w:p>
-            <w:r>
-              <w:rPr>
-                <w:b/>
-              </w:rPr>
-              <w:t>Verification Status</w:t>
-            </w:r>
-          </w:p>
-        </w:tc>
-      </w:tr>
-      <w:tr>
-        <w:tc>
-          <w:tcPr>
-            <w:tcW w:type="dxa" w:w="2160"/>
-          </w:tcPr>
-          <w:p>
-            <w:r>
-              <w:t>Recruiting and Onboarding</w:t>
-            </w:r>
-          </w:p>
-        </w:tc>
-        <w:tc>
-          <w:tcPr>
-            <w:tcW w:type="dxa" w:w="2160"/>
-          </w:tcPr>
-          <w:p>
-            <w:r>
-              <w:t>Priya Natarajan</w:t>
-            </w:r>
-          </w:p>
-        </w:tc>
-        <w:tc>
-          <w:tcPr>
-            <w:tcW w:type="dxa" w:w="2160"/>
-          </w:tcPr>
-          <w:p>
-            <w:r>
-              <w:t>5 business days</w:t>
-            </w:r>
-          </w:p>
-        </w:tc>
-        <w:tc>
-          <w:tcPr>
-            <w:tcW w:type="dxa" w:w="2160"/>
-          </w:tcPr>
-          <w:p>
-            <w:r>
-              <w:t>Verified</w:t>
-            </w:r>
-          </w:p>
-        </w:tc>
-      </w:tr>
-      <w:tr>
-        <w:tc>
-          <w:tcPr>
-            <w:tcW w:type="dxa" w:w="2160"/>
-          </w:tcPr>
-          <w:p>
-            <w:r>
-              <w:t>Manager's Guide to Structure Gate 1</w:t>
-            </w:r>
-          </w:p>
-        </w:tc>
-        <w:tc>
-          <w:tcPr>
-            <w:tcW w:type="dxa" w:w="2160"/>
-          </w:tcPr>
-          <w:p>
-            <w:r>
-              <w:t>Priya Natarajan</w:t>
-            </w:r>
-          </w:p>
-        </w:tc>
-        <w:tc>
-          <w:tcPr>
-            <w:tcW w:type="dxa" w:w="2160"/>
-          </w:tcPr>
-          <w:p>
-            <w:r>
-              <w:t>3 business days</w:t>
-            </w:r>
-          </w:p>
-        </w:tc>
-        <w:tc>
-          <w:tcPr>
-            <w:tcW w:type="dxa" w:w="2160"/>
-          </w:tcPr>
-          <w:p>
-            <w:r>
-              <w:t>Active</w:t>
-            </w:r>
-          </w:p>
-        </w:tc>
-      </w:tr>
-      <w:tr>
-        <w:tc>
-          <w:tcPr>
-            <w:tcW w:type="dxa" w:w="2160"/>
-          </w:tcPr>
-          <w:p>
-            <w:r>
-              <w:t>Manager's Guide to Structure Gate 2</w:t>
-            </w:r>
-          </w:p>
-        </w:tc>
-        <w:tc>
-          <w:tcPr>
-            <w:tcW w:type="dxa" w:w="2160"/>
-          </w:tcPr>
-          <w:p>
-            <w:r>
-              <w:t>Priya Natarajan</w:t>
-            </w:r>
-          </w:p>
-        </w:tc>
-        <w:tc>
-          <w:tcPr>
-            <w:tcW w:type="dxa" w:w="2160"/>
-          </w:tcPr>
-          <w:p>
-            <w:r>
-              <w:t>10 business days</w:t>
-            </w:r>
-          </w:p>
-        </w:tc>
-        <w:tc>
-          <w:tcPr>
-            <w:tcW w:type="dxa" w:w="2160"/>
-          </w:tcPr>
-          <w:p>
-            <w:r>
-              <w:t>Monitored</w:t>
-            </w:r>
-          </w:p>
-        </w:tc>
-      </w:tr>
-      <w:tr>
-        <w:tc>
-          <w:tcPr>
-            <w:tcW w:type="dxa" w:w="2160"/>
-          </w:tcPr>
-          <w:p>
-            <w:r>
-              <w:t>Sec-11</w:t>
-            </w:r>
-          </w:p>
-        </w:tc>
-        <w:tc>
-          <w:tcPr>
-            <w:tcW w:type="dxa" w:w="2160"/>
-          </w:tcPr>
-          <w:p>
-            <w:r>
-              <w:t>Priya Natarajan</w:t>
-            </w:r>
-          </w:p>
-        </w:tc>
-        <w:tc>
-          <w:tcPr>
-            <w:tcW w:type="dxa" w:w="2160"/>
-          </w:tcPr>
-          <w:p>
-            <w:r>
-              <w:t>3 business days</w:t>
-            </w:r>
-          </w:p>
-        </w:tc>
-        <w:tc>
-          <w:tcPr>
-            <w:tcW w:type="dxa" w:w="2160"/>
-          </w:tcPr>
-          <w:p>
-            <w:r>
-              <w:t>Stage 11 Verified</w:t>
-            </w:r>
-          </w:p>
-        </w:tc>
-      </w:tr>
-    </w:tbl>
-    <w:p>
-      <w:r>
-        <w:drawing>
-          <wp:inline xmlns:a="http://schemas.openxmlformats.org/drawingml/2006/main" xmlns:pic="http://schemas.openxmlformats.org/drawingml/2006/picture">
-            <wp:extent cx="5303520" cy="1744579"/>
-            <wp:docPr id="6" name="Picture 6"/>
-            <wp:cNvGraphicFramePr>
-              <a:graphicFrameLocks noChangeAspect="1"/>
-            </wp:cNvGraphicFramePr>
-            <a:graphic>
-              <a:graphicData uri="http://schemas.openxmlformats.org/drawingml/2006/picture">
-                <pic:pic>
-                  <pic:nvPicPr>
-                    <pic:cNvPr id="0" name="image.png"/>
-                    <pic:cNvPicPr/>
-                  </pic:nvPicPr>
-                  <pic:blipFill>
-                    <a:blip r:embed="rId10"/>
-                    <a:stretch>
-                      <a:fillRect/>
-                    </a:stretch>
-                  </pic:blipFill>
-                  <pic:spPr>
-                    <a:xfrm>
-                      <a:off x="0" y="0"/>
-                      <a:ext cx="5303520" cy="1744579"/>
-                    </a:xfrm>
-                    <a:prstGeom prst="rect"/>
-                  </pic:spPr>
-                </pic:pic>
-              </a:graphicData>
-            </a:graphic>
-          </wp:inline>
-        </w:drawing>
-      </w:r>
-    </w:p>
-    <w:p>
-      <w:r>
-        <w:rPr>
-          <w:color w:val="808080"/>
-          <w:sz w:val="16"/>
-        </w:rPr>
-        <w:t>Page 11 of 12 | HR Knowledge Hub | Recruiting and Onboarding | SharePoint Online</w:t>
-      </w:r>
-    </w:p>
-    <w:p>
-      <w:r>
-        <w:br w:type="page"/>
-      </w:r>
-    </w:p>
-    <w:p>
-      <w:pPr>
-        <w:pStyle w:val="Heading1"/>
-      </w:pPr>
-      <w:r>
-        <w:t>Section 12: Appendix, Lineage &amp; Sign-off</w:t>
-      </w:r>
-    </w:p>
-    <w:p>
-      <w:r>
-        <w:t>Walks hiring managers through building a scorecard, running a structured interview loop, and submitting calibrated feedback. Section 12 (Appendix, Lineage &amp; Sign-off) applies to Recruiting and Onboarding within HR Knowledge Hub and is maintained by Priya Natarajan. Records document lineage, governance metadata, version history, and owner sign-off.</w:t>
-      </w:r>
-    </w:p>
-    <w:p>
-      <w:r>
-        <w:t>Operational requirement 12.1: Panels avoid duplicate competency coverage by splitting the scorecard in advance. Secondary control 12.2: Every loop uses a shared scorecard with 4-5 competencies agreed before scheduling.</w:t>
-      </w:r>
-    </w:p>
-    <w:p>
-      <w:pPr>
-        <w:pStyle w:val="ListBullet"/>
-      </w:pPr>
-      <w:r>
-        <w:t>Panels avoid duplicate competency coverage by splitting the scorecard in advance.</w:t>
-      </w:r>
-    </w:p>
-    <w:p>
-      <w:pPr>
-        <w:pStyle w:val="ListBullet"/>
-      </w:pPr>
-      <w:r>
-        <w:t>Every loop uses a shared scorecard with 4-5 competencies agreed before scheduling.</w:t>
-      </w:r>
-    </w:p>
-    <w:p>
-      <w:pPr>
-        <w:pStyle w:val="ListBullet"/>
-      </w:pPr>
-      <w:r>
-        <w:t>Section 12 review cadence is tracked by Priya Natarajan under Recruiting and Onboarding governance.</w:t>
-      </w:r>
-    </w:p>
-    <w:tbl>
-      <w:tblPr>
-        <w:tblStyle w:val="LightGrid-Accent1"/>
-        <w:tblW w:type="auto" w:w="0"/>
-        <w:tblLook w:firstColumn="1" w:firstRow="1" w:lastColumn="0" w:lastRow="0" w:noHBand="0" w:noVBand="1" w:val="04A0"/>
-      </w:tblPr>
-      <w:tblGrid>
-        <w:gridCol w:w="2160"/>
-        <w:gridCol w:w="2160"/>
-        <w:gridCol w:w="2160"/>
-        <w:gridCol w:w="2160"/>
-      </w:tblGrid>
-      <w:tr>
-        <w:tc>
-          <w:tcPr>
-            <w:tcW w:type="dxa" w:w="2160"/>
-          </w:tcPr>
-          <w:p>
-            <w:r>
-              <w:rPr>
-                <w:b/>
-              </w:rPr>
-              <w:t>Control Area</w:t>
-            </w:r>
-          </w:p>
-        </w:tc>
-        <w:tc>
-          <w:tcPr>
-            <w:tcW w:type="dxa" w:w="2160"/>
-          </w:tcPr>
-          <w:p>
-            <w:r>
-              <w:rPr>
-                <w:b/>
-              </w:rPr>
-              <w:t>Owner</w:t>
-            </w:r>
-          </w:p>
-        </w:tc>
-        <w:tc>
-          <w:tcPr>
-            <w:tcW w:type="dxa" w:w="2160"/>
-          </w:tcPr>
-          <w:p>
-            <w:r>
-              <w:rPr>
-                <w:b/>
-              </w:rPr>
-              <w:t>Target SLA</w:t>
-            </w:r>
-          </w:p>
-        </w:tc>
-        <w:tc>
-          <w:tcPr>
-            <w:tcW w:type="dxa" w:w="2160"/>
-          </w:tcPr>
-          <w:p>
-            <w:r>
-              <w:rPr>
-                <w:b/>
-              </w:rPr>
-              <w:t>Verification Status</w:t>
-            </w:r>
-          </w:p>
-        </w:tc>
-      </w:tr>
-      <w:tr>
-        <w:tc>
-          <w:tcPr>
-            <w:tcW w:type="dxa" w:w="2160"/>
-          </w:tcPr>
-          <w:p>
-            <w:r>
-              <w:t>Recruiting and Onboarding</w:t>
-            </w:r>
-          </w:p>
-        </w:tc>
-        <w:tc>
-          <w:tcPr>
-            <w:tcW w:type="dxa" w:w="2160"/>
-          </w:tcPr>
-          <w:p>
-            <w:r>
-              <w:t>Priya Natarajan</w:t>
-            </w:r>
-          </w:p>
-        </w:tc>
-        <w:tc>
-          <w:tcPr>
-            <w:tcW w:type="dxa" w:w="2160"/>
-          </w:tcPr>
-          <w:p>
-            <w:r>
-              <w:t>5 business days</w:t>
-            </w:r>
-          </w:p>
-        </w:tc>
-        <w:tc>
-          <w:tcPr>
-            <w:tcW w:type="dxa" w:w="2160"/>
-          </w:tcPr>
-          <w:p>
-            <w:r>
-              <w:t>Verified</w:t>
-            </w:r>
-          </w:p>
-        </w:tc>
-      </w:tr>
-      <w:tr>
-        <w:tc>
-          <w:tcPr>
-            <w:tcW w:type="dxa" w:w="2160"/>
-          </w:tcPr>
-          <w:p>
-            <w:r>
-              <w:t>Manager's Guide to Structure Gate 1</w:t>
-            </w:r>
-          </w:p>
-        </w:tc>
-        <w:tc>
-          <w:tcPr>
-            <w:tcW w:type="dxa" w:w="2160"/>
-          </w:tcPr>
-          <w:p>
-            <w:r>
-              <w:t>Priya Natarajan</w:t>
-            </w:r>
-          </w:p>
-        </w:tc>
-        <w:tc>
-          <w:tcPr>
-            <w:tcW w:type="dxa" w:w="2160"/>
-          </w:tcPr>
-          <w:p>
-            <w:r>
-              <w:t>3 business days</w:t>
-            </w:r>
-          </w:p>
-        </w:tc>
-        <w:tc>
-          <w:tcPr>
-            <w:tcW w:type="dxa" w:w="2160"/>
-          </w:tcPr>
-          <w:p>
-            <w:r>
-              <w:t>Active</w:t>
-            </w:r>
-          </w:p>
-        </w:tc>
-      </w:tr>
-      <w:tr>
-        <w:tc>
-          <w:tcPr>
-            <w:tcW w:type="dxa" w:w="2160"/>
-          </w:tcPr>
-          <w:p>
-            <w:r>
-              <w:t>Manager's Guide to Structure Gate 2</w:t>
-            </w:r>
-          </w:p>
-        </w:tc>
-        <w:tc>
-          <w:tcPr>
-            <w:tcW w:type="dxa" w:w="2160"/>
-          </w:tcPr>
-          <w:p>
-            <w:r>
-              <w:t>Priya Natarajan</w:t>
-            </w:r>
-          </w:p>
-        </w:tc>
-        <w:tc>
-          <w:tcPr>
-            <w:tcW w:type="dxa" w:w="2160"/>
-          </w:tcPr>
-          <w:p>
-            <w:r>
-              <w:t>10 business days</w:t>
-            </w:r>
-          </w:p>
-        </w:tc>
-        <w:tc>
-          <w:tcPr>
-            <w:tcW w:type="dxa" w:w="2160"/>
-          </w:tcPr>
-          <w:p>
-            <w:r>
-              <w:t>Monitored</w:t>
-            </w:r>
-          </w:p>
-        </w:tc>
-      </w:tr>
-      <w:tr>
-        <w:tc>
-          <w:tcPr>
-            <w:tcW w:type="dxa" w:w="2160"/>
-          </w:tcPr>
-          <w:p>
-            <w:r>
-              <w:t>Sec-12</w:t>
-            </w:r>
-          </w:p>
-        </w:tc>
-        <w:tc>
-          <w:tcPr>
-            <w:tcW w:type="dxa" w:w="2160"/>
-          </w:tcPr>
-          <w:p>
-            <w:r>
-              <w:t>Priya Natarajan</w:t>
-            </w:r>
-          </w:p>
-        </w:tc>
-        <w:tc>
-          <w:tcPr>
-            <w:tcW w:type="dxa" w:w="2160"/>
-          </w:tcPr>
-          <w:p>
-            <w:r>
-              <w:t>10 business days</w:t>
-            </w:r>
-          </w:p>
-        </w:tc>
-        <w:tc>
-          <w:tcPr>
-            <w:tcW w:type="dxa" w:w="2160"/>
-          </w:tcPr>
-          <w:p>
-            <w:r>
-              <w:t>Stage 12 Verified</w:t>
-            </w:r>
-          </w:p>
-        </w:tc>
-      </w:tr>
-    </w:tbl>
-    <w:p>
-      <w:r>
-        <w:rPr>
-          <w:color w:val="808080"/>
-          <w:sz w:val="16"/>
-        </w:rPr>
-        <w:t>Page 12 of 12 | HR Knowledge Hub | Recruiting and Onboarding | SharePoint Online</w:t>
+        <w:t>Page 6 of 6 | HR Knowledge Hub | Recruiting and Onboarding | SharePoint Online</w:t>
       </w:r>
     </w:p>
     <w:sectPr>
